--- a/工程车通信协议.docx
+++ b/工程车通信协议.docx
@@ -4,6 +4,7 @@
   <w:body>
     <w:tbl>
       <w:tblPr>
+        <w:tblStyle w:val="3"/>
         <w:tblW w:w="9619" w:type="dxa"/>
         <w:tblInd w:w="0" w:type="dxa"/>
         <w:tblBorders>
@@ -146,7 +147,7 @@
         </w:tc>
         <w:tc>
           <w:tcPr>
-            <w:tcW w:w="0" w:type="auto"/>
+            <w:tcW w:w="953" w:type="dxa"/>
             <w:tcBorders>
               <w:top w:val="single" w:color="E1E4E5" w:sz="4" w:space="0"/>
               <w:left w:val="single" w:color="E1E4E5" w:sz="4" w:space="0"/>
@@ -174,6 +175,8 @@
               <w:ind w:left="0" w:right="0"/>
               <w:jc w:val="center"/>
             </w:pPr>
+            <w:bookmarkStart w:id="0" w:name="_GoBack"/>
+            <w:bookmarkEnd w:id="0"/>
             <w:r>
               <w:rPr>
                 <w:rFonts w:hint="default" w:ascii="Arial" w:hAnsi="Arial" w:eastAsia="Arial" w:cs="Arial"/>
@@ -371,7 +374,7 @@
         </w:tc>
         <w:tc>
           <w:tcPr>
-            <w:tcW w:w="0" w:type="auto"/>
+            <w:tcW w:w="953" w:type="dxa"/>
             <w:tcBorders>
               <w:left w:val="single" w:color="E1E4E5" w:sz="4" w:space="0"/>
               <w:bottom w:val="single" w:color="E1E4E5" w:sz="4" w:space="0"/>
@@ -471,6 +474,765 @@
               </w:rPr>
               <w:t>上位机开启导航发给下位机的速度控制数据</w:t>
             </w:r>
+          </w:p>
+        </w:tc>
+      </w:tr>
+      <w:tr>
+        <w:tblPrEx>
+          <w:tblBorders>
+            <w:top w:val="single" w:color="E1E4E5" w:sz="4" w:space="0"/>
+            <w:left w:val="single" w:color="E1E4E5" w:sz="4" w:space="0"/>
+            <w:bottom w:val="single" w:color="E1E4E5" w:sz="4" w:space="0"/>
+            <w:right w:val="single" w:color="E1E4E5" w:sz="4" w:space="0"/>
+            <w:insideH w:val="none" w:color="auto" w:sz="0" w:space="0"/>
+            <w:insideV w:val="none" w:color="auto" w:sz="0" w:space="0"/>
+          </w:tblBorders>
+          <w:tblCellMar>
+            <w:top w:w="15" w:type="dxa"/>
+            <w:left w:w="15" w:type="dxa"/>
+            <w:bottom w:w="15" w:type="dxa"/>
+            <w:right w:w="15" w:type="dxa"/>
+          </w:tblCellMar>
+        </w:tblPrEx>
+        <w:tc>
+          <w:tcPr>
+            <w:tcW w:w="0" w:type="auto"/>
+            <w:tcBorders>
+              <w:left w:val="single" w:color="E1E4E5" w:sz="2" w:space="0"/>
+              <w:bottom w:val="single" w:color="E1E4E5" w:sz="4" w:space="0"/>
+            </w:tcBorders>
+            <w:shd w:val="clear" w:color="auto" w:fill="FCFCFC"/>
+            <w:noWrap/>
+            <w:tcMar>
+              <w:top w:w="96" w:type="dxa"/>
+              <w:left w:w="192" w:type="dxa"/>
+              <w:bottom w:w="96" w:type="dxa"/>
+              <w:right w:w="192" w:type="dxa"/>
+            </w:tcMar>
+            <w:vAlign w:val="center"/>
+          </w:tcPr>
+          <w:p>
+            <w:pPr>
+              <w:pStyle w:val="2"/>
+              <w:keepNext w:val="0"/>
+              <w:keepLines w:val="0"/>
+              <w:widowControl/>
+              <w:suppressLineNumbers w:val="0"/>
+              <w:spacing w:before="0" w:beforeAutospacing="0" w:after="0" w:afterAutospacing="0"/>
+              <w:ind w:left="0" w:leftChars="0" w:right="0" w:rightChars="0"/>
+              <w:rPr>
+                <w:rFonts w:asciiTheme="minorHAnsi" w:hAnsiTheme="minorHAnsi" w:eastAsiaTheme="minorEastAsia" w:cstheme="minorBidi"/>
+                <w:kern w:val="0"/>
+                <w:sz w:val="24"/>
+                <w:szCs w:val="24"/>
+                <w:lang w:val="en-US" w:eastAsia="zh-CN" w:bidi="ar"/>
+              </w:rPr>
+            </w:pPr>
+            <w:r>
+              <w:rPr>
+                <w:rFonts w:hint="default" w:ascii="Consolas" w:hAnsi="Consolas" w:eastAsia="Consolas" w:cs="Consolas"/>
+                <w:i w:val="0"/>
+                <w:iCs w:val="0"/>
+                <w:caps w:val="0"/>
+                <w:color w:val="E74C3C"/>
+                <w:spacing w:val="0"/>
+                <w:sz w:val="13"/>
+                <w:szCs w:val="13"/>
+                <w:shd w:val="clear" w:fill="FFFFFF"/>
+              </w:rPr>
+              <w:t>gimbal</w:t>
+            </w:r>
+          </w:p>
+        </w:tc>
+        <w:tc>
+          <w:tcPr>
+            <w:tcW w:w="0" w:type="auto"/>
+            <w:tcBorders>
+              <w:left w:val="single" w:color="E1E4E5" w:sz="4" w:space="0"/>
+              <w:bottom w:val="single" w:color="E1E4E5" w:sz="4" w:space="0"/>
+            </w:tcBorders>
+            <w:shd w:val="clear" w:color="auto" w:fill="FCFCFC"/>
+            <w:noWrap/>
+            <w:tcMar>
+              <w:top w:w="96" w:type="dxa"/>
+              <w:left w:w="192" w:type="dxa"/>
+              <w:bottom w:w="96" w:type="dxa"/>
+              <w:right w:w="192" w:type="dxa"/>
+            </w:tcMar>
+            <w:vAlign w:val="center"/>
+          </w:tcPr>
+          <w:p>
+            <w:pPr>
+              <w:pStyle w:val="2"/>
+              <w:keepNext w:val="0"/>
+              <w:keepLines w:val="0"/>
+              <w:widowControl/>
+              <w:suppressLineNumbers w:val="0"/>
+              <w:spacing w:before="0" w:beforeAutospacing="0" w:after="0" w:afterAutospacing="0"/>
+              <w:ind w:left="0" w:leftChars="0" w:right="0" w:rightChars="0"/>
+              <w:rPr>
+                <w:rFonts w:hint="default" w:asciiTheme="minorHAnsi" w:hAnsiTheme="minorHAnsi" w:eastAsiaTheme="minorEastAsia" w:cstheme="minorBidi"/>
+                <w:kern w:val="0"/>
+                <w:sz w:val="24"/>
+                <w:szCs w:val="24"/>
+                <w:lang w:val="en-US" w:eastAsia="zh-CN" w:bidi="ar"/>
+              </w:rPr>
+            </w:pPr>
+            <w:r>
+              <w:rPr>
+                <w:rFonts w:hint="eastAsia"/>
+                <w:sz w:val="18"/>
+                <w:szCs w:val="18"/>
+                <w:lang w:val="en-US" w:eastAsia="zh-CN"/>
+              </w:rPr>
+              <w:t>机械臂数据</w:t>
+            </w:r>
+          </w:p>
+        </w:tc>
+        <w:tc>
+          <w:tcPr>
+            <w:tcW w:w="953" w:type="dxa"/>
+            <w:tcBorders>
+              <w:left w:val="single" w:color="E1E4E5" w:sz="4" w:space="0"/>
+              <w:bottom w:val="single" w:color="E1E4E5" w:sz="4" w:space="0"/>
+            </w:tcBorders>
+            <w:shd w:val="clear" w:color="auto" w:fill="FCFCFC"/>
+            <w:noWrap/>
+            <w:tcMar>
+              <w:top w:w="96" w:type="dxa"/>
+              <w:left w:w="192" w:type="dxa"/>
+              <w:bottom w:w="96" w:type="dxa"/>
+              <w:right w:w="192" w:type="dxa"/>
+            </w:tcMar>
+            <w:vAlign w:val="center"/>
+          </w:tcPr>
+          <w:p>
+            <w:pPr>
+              <w:pStyle w:val="2"/>
+              <w:keepNext w:val="0"/>
+              <w:keepLines w:val="0"/>
+              <w:widowControl/>
+              <w:suppressLineNumbers w:val="0"/>
+              <w:spacing w:before="0" w:beforeAutospacing="0" w:after="0" w:afterAutospacing="0"/>
+              <w:ind w:left="0" w:leftChars="0" w:right="0" w:rightChars="0"/>
+              <w:rPr>
+                <w:rFonts w:asciiTheme="minorHAnsi" w:hAnsiTheme="minorHAnsi" w:eastAsiaTheme="minorEastAsia" w:cstheme="minorBidi"/>
+                <w:kern w:val="0"/>
+                <w:sz w:val="24"/>
+                <w:szCs w:val="24"/>
+                <w:lang w:val="en-US" w:eastAsia="zh-CN" w:bidi="ar"/>
+              </w:rPr>
+            </w:pPr>
+            <w:r>
+              <w:rPr>
+                <w:rFonts w:hint="default" w:ascii="Arial" w:hAnsi="Arial" w:eastAsia="Arial" w:cs="Arial"/>
+                <w:i w:val="0"/>
+                <w:iCs w:val="0"/>
+                <w:caps w:val="0"/>
+                <w:color w:val="404040"/>
+                <w:spacing w:val="0"/>
+                <w:sz w:val="17"/>
+                <w:szCs w:val="17"/>
+              </w:rPr>
+              <w:t>0x20</w:t>
+            </w:r>
+          </w:p>
+        </w:tc>
+        <w:tc>
+          <w:tcPr>
+            <w:tcW w:w="4754" w:type="dxa"/>
+            <w:tcBorders>
+              <w:left w:val="single" w:color="E1E4E5" w:sz="4" w:space="0"/>
+              <w:bottom w:val="single" w:color="E1E4E5" w:sz="4" w:space="0"/>
+            </w:tcBorders>
+            <w:shd w:val="clear" w:color="auto" w:fill="FCFCFC"/>
+            <w:noWrap/>
+            <w:tcMar>
+              <w:top w:w="96" w:type="dxa"/>
+              <w:left w:w="192" w:type="dxa"/>
+              <w:bottom w:w="96" w:type="dxa"/>
+              <w:right w:w="192" w:type="dxa"/>
+            </w:tcMar>
+            <w:vAlign w:val="center"/>
+          </w:tcPr>
+          <w:p>
+            <w:pPr>
+              <w:pStyle w:val="2"/>
+              <w:keepNext w:val="0"/>
+              <w:keepLines w:val="0"/>
+              <w:widowControl/>
+              <w:suppressLineNumbers w:val="0"/>
+              <w:spacing w:before="0" w:beforeAutospacing="0" w:after="0" w:afterAutospacing="0"/>
+              <w:ind w:left="0" w:leftChars="0" w:right="0" w:rightChars="0"/>
+              <w:rPr>
+                <w:rFonts w:hint="default" w:ascii="Arial" w:hAnsi="Arial" w:eastAsia="宋体" w:cs="Arial"/>
+                <w:i w:val="0"/>
+                <w:iCs w:val="0"/>
+                <w:caps w:val="0"/>
+                <w:color w:val="404040"/>
+                <w:spacing w:val="0"/>
+                <w:kern w:val="0"/>
+                <w:sz w:val="17"/>
+                <w:szCs w:val="17"/>
+                <w:lang w:val="en-US" w:eastAsia="zh-CN" w:bidi="ar"/>
+              </w:rPr>
+            </w:pPr>
+            <w:r>
+              <w:rPr>
+                <w:rFonts w:hint="eastAsia" w:ascii="Arial" w:hAnsi="Arial" w:eastAsia="宋体" w:cs="Arial"/>
+                <w:i w:val="0"/>
+                <w:iCs w:val="0"/>
+                <w:caps w:val="0"/>
+                <w:color w:val="404040"/>
+                <w:spacing w:val="0"/>
+                <w:sz w:val="17"/>
+                <w:szCs w:val="17"/>
+                <w:lang w:val="en-US" w:eastAsia="zh-CN"/>
+              </w:rPr>
+              <w:t>下位机发给上位机的</w:t>
+            </w:r>
+            <w:r>
+              <w:rPr>
+                <w:rFonts w:hint="eastAsia"/>
+                <w:sz w:val="18"/>
+                <w:szCs w:val="18"/>
+                <w:lang w:val="en-US" w:eastAsia="zh-CN"/>
+              </w:rPr>
+              <w:t>机械臂关节电机位置、速度数据和夹爪数据和交互的状态量</w:t>
+            </w:r>
+          </w:p>
+        </w:tc>
+      </w:tr>
+      <w:tr>
+        <w:tblPrEx>
+          <w:tblBorders>
+            <w:top w:val="single" w:color="E1E4E5" w:sz="4" w:space="0"/>
+            <w:left w:val="single" w:color="E1E4E5" w:sz="4" w:space="0"/>
+            <w:bottom w:val="single" w:color="E1E4E5" w:sz="4" w:space="0"/>
+            <w:right w:val="single" w:color="E1E4E5" w:sz="4" w:space="0"/>
+            <w:insideH w:val="none" w:color="auto" w:sz="0" w:space="0"/>
+            <w:insideV w:val="none" w:color="auto" w:sz="0" w:space="0"/>
+          </w:tblBorders>
+          <w:tblCellMar>
+            <w:top w:w="15" w:type="dxa"/>
+            <w:left w:w="15" w:type="dxa"/>
+            <w:bottom w:w="15" w:type="dxa"/>
+            <w:right w:w="15" w:type="dxa"/>
+          </w:tblCellMar>
+        </w:tblPrEx>
+        <w:tc>
+          <w:tcPr>
+            <w:tcW w:w="0" w:type="auto"/>
+            <w:tcBorders>
+              <w:left w:val="single" w:color="E1E4E5" w:sz="2" w:space="0"/>
+              <w:bottom w:val="single" w:color="E1E4E5" w:sz="4" w:space="0"/>
+            </w:tcBorders>
+            <w:shd w:val="clear" w:color="auto" w:fill="F3F6F6"/>
+            <w:noWrap/>
+            <w:tcMar>
+              <w:top w:w="96" w:type="dxa"/>
+              <w:left w:w="192" w:type="dxa"/>
+              <w:bottom w:w="96" w:type="dxa"/>
+              <w:right w:w="192" w:type="dxa"/>
+            </w:tcMar>
+            <w:vAlign w:val="center"/>
+          </w:tcPr>
+          <w:p>
+            <w:pPr>
+              <w:pStyle w:val="2"/>
+              <w:keepNext w:val="0"/>
+              <w:keepLines w:val="0"/>
+              <w:widowControl/>
+              <w:suppressLineNumbers w:val="0"/>
+              <w:spacing w:before="0" w:beforeAutospacing="0" w:after="0" w:afterAutospacing="0"/>
+              <w:ind w:left="0" w:leftChars="0" w:right="0" w:rightChars="0"/>
+              <w:rPr>
+                <w:rFonts w:hint="default" w:eastAsia="宋体" w:asciiTheme="minorHAnsi" w:hAnsiTheme="minorHAnsi" w:cstheme="minorBidi"/>
+                <w:kern w:val="0"/>
+                <w:sz w:val="24"/>
+                <w:szCs w:val="24"/>
+                <w:lang w:val="en-US" w:eastAsia="zh-CN" w:bidi="ar"/>
+              </w:rPr>
+            </w:pPr>
+            <w:r>
+              <w:rPr>
+                <w:rFonts w:hint="default" w:ascii="Consolas" w:hAnsi="Consolas" w:eastAsia="Consolas" w:cs="Consolas"/>
+                <w:i w:val="0"/>
+                <w:iCs w:val="0"/>
+                <w:caps w:val="0"/>
+                <w:color w:val="E74C3C"/>
+                <w:spacing w:val="0"/>
+                <w:sz w:val="13"/>
+                <w:szCs w:val="13"/>
+                <w:shd w:val="clear" w:fill="FFFFFF"/>
+              </w:rPr>
+              <w:t>gimbal</w:t>
+            </w:r>
+            <w:r>
+              <w:rPr>
+                <w:rFonts w:hint="eastAsia" w:ascii="Consolas" w:hAnsi="Consolas" w:eastAsia="宋体" w:cs="Consolas"/>
+                <w:i w:val="0"/>
+                <w:iCs w:val="0"/>
+                <w:caps w:val="0"/>
+                <w:color w:val="E74C3C"/>
+                <w:spacing w:val="0"/>
+                <w:sz w:val="13"/>
+                <w:szCs w:val="13"/>
+                <w:shd w:val="clear" w:fill="FFFFFF"/>
+                <w:lang w:val="en-US" w:eastAsia="zh-CN"/>
+              </w:rPr>
+              <w:t>_ctrl</w:t>
+            </w:r>
+          </w:p>
+        </w:tc>
+        <w:tc>
+          <w:tcPr>
+            <w:tcW w:w="0" w:type="auto"/>
+            <w:tcBorders>
+              <w:left w:val="single" w:color="E1E4E5" w:sz="4" w:space="0"/>
+              <w:bottom w:val="single" w:color="E1E4E5" w:sz="4" w:space="0"/>
+            </w:tcBorders>
+            <w:shd w:val="clear" w:color="auto" w:fill="F3F6F6"/>
+            <w:noWrap/>
+            <w:tcMar>
+              <w:top w:w="96" w:type="dxa"/>
+              <w:left w:w="192" w:type="dxa"/>
+              <w:bottom w:w="96" w:type="dxa"/>
+              <w:right w:w="192" w:type="dxa"/>
+            </w:tcMar>
+            <w:vAlign w:val="center"/>
+          </w:tcPr>
+          <w:p>
+            <w:pPr>
+              <w:pStyle w:val="2"/>
+              <w:keepNext w:val="0"/>
+              <w:keepLines w:val="0"/>
+              <w:widowControl/>
+              <w:suppressLineNumbers w:val="0"/>
+              <w:spacing w:before="0" w:beforeAutospacing="0" w:after="0" w:afterAutospacing="0"/>
+              <w:ind w:left="0" w:leftChars="0" w:right="0" w:rightChars="0"/>
+              <w:rPr>
+                <w:rFonts w:hint="default" w:asciiTheme="minorHAnsi" w:hAnsiTheme="minorHAnsi" w:eastAsiaTheme="minorEastAsia" w:cstheme="minorBidi"/>
+                <w:kern w:val="0"/>
+                <w:sz w:val="24"/>
+                <w:szCs w:val="24"/>
+                <w:lang w:val="en-US" w:eastAsia="zh-CN" w:bidi="ar"/>
+              </w:rPr>
+            </w:pPr>
+            <w:r>
+              <w:rPr>
+                <w:rFonts w:hint="eastAsia"/>
+                <w:sz w:val="18"/>
+                <w:szCs w:val="18"/>
+                <w:lang w:val="en-US" w:eastAsia="zh-CN"/>
+              </w:rPr>
+              <w:t>机械臂时间/位置方式控制</w:t>
+            </w:r>
+          </w:p>
+        </w:tc>
+        <w:tc>
+          <w:tcPr>
+            <w:tcW w:w="953" w:type="dxa"/>
+            <w:tcBorders>
+              <w:left w:val="single" w:color="E1E4E5" w:sz="4" w:space="0"/>
+              <w:bottom w:val="single" w:color="E1E4E5" w:sz="4" w:space="0"/>
+            </w:tcBorders>
+            <w:shd w:val="clear" w:color="auto" w:fill="F3F6F6"/>
+            <w:noWrap/>
+            <w:tcMar>
+              <w:top w:w="96" w:type="dxa"/>
+              <w:left w:w="192" w:type="dxa"/>
+              <w:bottom w:w="96" w:type="dxa"/>
+              <w:right w:w="192" w:type="dxa"/>
+            </w:tcMar>
+            <w:vAlign w:val="center"/>
+          </w:tcPr>
+          <w:p>
+            <w:pPr>
+              <w:pStyle w:val="2"/>
+              <w:keepNext w:val="0"/>
+              <w:keepLines w:val="0"/>
+              <w:widowControl/>
+              <w:suppressLineNumbers w:val="0"/>
+              <w:spacing w:before="0" w:beforeAutospacing="0" w:after="0" w:afterAutospacing="0"/>
+              <w:ind w:left="0" w:leftChars="0" w:right="0" w:rightChars="0"/>
+              <w:rPr>
+                <w:rFonts w:asciiTheme="minorHAnsi" w:hAnsiTheme="minorHAnsi" w:eastAsiaTheme="minorEastAsia" w:cstheme="minorBidi"/>
+                <w:kern w:val="0"/>
+                <w:sz w:val="24"/>
+                <w:szCs w:val="24"/>
+                <w:lang w:val="en-US" w:eastAsia="zh-CN" w:bidi="ar"/>
+              </w:rPr>
+            </w:pPr>
+            <w:r>
+              <w:rPr>
+                <w:rFonts w:hint="default" w:ascii="Arial" w:hAnsi="Arial" w:eastAsia="Arial" w:cs="Arial"/>
+                <w:i w:val="0"/>
+                <w:iCs w:val="0"/>
+                <w:caps w:val="0"/>
+                <w:color w:val="404040"/>
+                <w:spacing w:val="0"/>
+                <w:sz w:val="17"/>
+                <w:szCs w:val="17"/>
+              </w:rPr>
+              <w:t>0x30</w:t>
+            </w:r>
+          </w:p>
+        </w:tc>
+        <w:tc>
+          <w:tcPr>
+            <w:tcW w:w="4754" w:type="dxa"/>
+            <w:tcBorders>
+              <w:left w:val="single" w:color="E1E4E5" w:sz="4" w:space="0"/>
+              <w:bottom w:val="single" w:color="E1E4E5" w:sz="4" w:space="0"/>
+            </w:tcBorders>
+            <w:shd w:val="clear" w:color="auto" w:fill="F3F6F6"/>
+            <w:noWrap/>
+            <w:tcMar>
+              <w:top w:w="96" w:type="dxa"/>
+              <w:left w:w="192" w:type="dxa"/>
+              <w:bottom w:w="96" w:type="dxa"/>
+              <w:right w:w="192" w:type="dxa"/>
+            </w:tcMar>
+            <w:vAlign w:val="center"/>
+          </w:tcPr>
+          <w:p>
+            <w:pPr>
+              <w:pStyle w:val="2"/>
+              <w:keepNext w:val="0"/>
+              <w:keepLines w:val="0"/>
+              <w:widowControl/>
+              <w:suppressLineNumbers w:val="0"/>
+              <w:spacing w:before="0" w:beforeAutospacing="0" w:after="0" w:afterAutospacing="0"/>
+              <w:ind w:left="0" w:leftChars="0" w:right="0" w:rightChars="0"/>
+              <w:rPr>
+                <w:rFonts w:hint="default" w:ascii="Arial" w:hAnsi="Arial" w:eastAsia="Arial" w:cs="Arial"/>
+                <w:i w:val="0"/>
+                <w:iCs w:val="0"/>
+                <w:caps w:val="0"/>
+                <w:color w:val="404040"/>
+                <w:spacing w:val="0"/>
+                <w:kern w:val="0"/>
+                <w:sz w:val="17"/>
+                <w:szCs w:val="17"/>
+                <w:lang w:val="en-US" w:eastAsia="zh-CN" w:bidi="ar"/>
+              </w:rPr>
+            </w:pPr>
+            <w:r>
+              <w:rPr>
+                <w:rFonts w:hint="eastAsia" w:ascii="Arial" w:hAnsi="Arial" w:eastAsia="宋体" w:cs="Arial"/>
+                <w:i w:val="0"/>
+                <w:iCs w:val="0"/>
+                <w:caps w:val="0"/>
+                <w:color w:val="404040"/>
+                <w:spacing w:val="0"/>
+                <w:sz w:val="17"/>
+                <w:szCs w:val="17"/>
+                <w:lang w:val="en-US" w:eastAsia="zh-CN"/>
+              </w:rPr>
+              <w:t>上位机开启自动模式发给下位机的机械臂控制数据</w:t>
+            </w:r>
+          </w:p>
+        </w:tc>
+      </w:tr>
+      <w:tr>
+        <w:tblPrEx>
+          <w:tblBorders>
+            <w:top w:val="single" w:color="E1E4E5" w:sz="4" w:space="0"/>
+            <w:left w:val="single" w:color="E1E4E5" w:sz="4" w:space="0"/>
+            <w:bottom w:val="single" w:color="E1E4E5" w:sz="4" w:space="0"/>
+            <w:right w:val="single" w:color="E1E4E5" w:sz="4" w:space="0"/>
+            <w:insideH w:val="none" w:color="auto" w:sz="0" w:space="0"/>
+            <w:insideV w:val="none" w:color="auto" w:sz="0" w:space="0"/>
+          </w:tblBorders>
+          <w:tblCellMar>
+            <w:top w:w="15" w:type="dxa"/>
+            <w:left w:w="15" w:type="dxa"/>
+            <w:bottom w:w="15" w:type="dxa"/>
+            <w:right w:w="15" w:type="dxa"/>
+          </w:tblCellMar>
+        </w:tblPrEx>
+        <w:tc>
+          <w:tcPr>
+            <w:tcW w:w="0" w:type="auto"/>
+            <w:tcBorders>
+              <w:left w:val="single" w:color="E1E4E5" w:sz="2" w:space="0"/>
+              <w:bottom w:val="single" w:color="E1E4E5" w:sz="4" w:space="0"/>
+            </w:tcBorders>
+            <w:shd w:val="clear" w:color="auto" w:fill="FCFCFC"/>
+            <w:noWrap/>
+            <w:tcMar>
+              <w:top w:w="96" w:type="dxa"/>
+              <w:left w:w="192" w:type="dxa"/>
+              <w:bottom w:w="96" w:type="dxa"/>
+              <w:right w:w="192" w:type="dxa"/>
+            </w:tcMar>
+            <w:vAlign w:val="center"/>
+          </w:tcPr>
+          <w:p>
+            <w:pPr>
+              <w:pStyle w:val="2"/>
+              <w:keepNext w:val="0"/>
+              <w:keepLines w:val="0"/>
+              <w:widowControl/>
+              <w:suppressLineNumbers w:val="0"/>
+              <w:spacing w:before="0" w:beforeAutospacing="0" w:after="0" w:afterAutospacing="0"/>
+              <w:ind w:left="0" w:right="0"/>
+            </w:pPr>
+          </w:p>
+        </w:tc>
+        <w:tc>
+          <w:tcPr>
+            <w:tcW w:w="0" w:type="auto"/>
+            <w:tcBorders>
+              <w:left w:val="single" w:color="E1E4E5" w:sz="4" w:space="0"/>
+              <w:bottom w:val="single" w:color="E1E4E5" w:sz="4" w:space="0"/>
+            </w:tcBorders>
+            <w:shd w:val="clear" w:color="auto" w:fill="FCFCFC"/>
+            <w:noWrap/>
+            <w:tcMar>
+              <w:top w:w="96" w:type="dxa"/>
+              <w:left w:w="192" w:type="dxa"/>
+              <w:bottom w:w="96" w:type="dxa"/>
+              <w:right w:w="192" w:type="dxa"/>
+            </w:tcMar>
+            <w:vAlign w:val="center"/>
+          </w:tcPr>
+          <w:p>
+            <w:pPr>
+              <w:pStyle w:val="2"/>
+              <w:keepNext w:val="0"/>
+              <w:keepLines w:val="0"/>
+              <w:widowControl/>
+              <w:suppressLineNumbers w:val="0"/>
+              <w:spacing w:before="0" w:beforeAutospacing="0" w:after="0" w:afterAutospacing="0"/>
+              <w:ind w:left="0" w:right="0"/>
+              <w:rPr>
+                <w:rFonts w:hint="default" w:eastAsiaTheme="minorEastAsia"/>
+                <w:lang w:val="en-US" w:eastAsia="zh-CN"/>
+              </w:rPr>
+            </w:pPr>
+          </w:p>
+        </w:tc>
+        <w:tc>
+          <w:tcPr>
+            <w:tcW w:w="953" w:type="dxa"/>
+            <w:tcBorders>
+              <w:left w:val="single" w:color="E1E4E5" w:sz="4" w:space="0"/>
+              <w:bottom w:val="single" w:color="E1E4E5" w:sz="4" w:space="0"/>
+            </w:tcBorders>
+            <w:shd w:val="clear" w:color="auto" w:fill="FCFCFC"/>
+            <w:noWrap/>
+            <w:tcMar>
+              <w:top w:w="96" w:type="dxa"/>
+              <w:left w:w="192" w:type="dxa"/>
+              <w:bottom w:w="96" w:type="dxa"/>
+              <w:right w:w="192" w:type="dxa"/>
+            </w:tcMar>
+            <w:vAlign w:val="center"/>
+          </w:tcPr>
+          <w:p>
+            <w:pPr>
+              <w:pStyle w:val="2"/>
+              <w:keepNext w:val="0"/>
+              <w:keepLines w:val="0"/>
+              <w:widowControl/>
+              <w:suppressLineNumbers w:val="0"/>
+              <w:spacing w:before="0" w:beforeAutospacing="0" w:after="0" w:afterAutospacing="0"/>
+              <w:ind w:left="0" w:right="0"/>
+            </w:pPr>
+          </w:p>
+        </w:tc>
+        <w:tc>
+          <w:tcPr>
+            <w:tcW w:w="4754" w:type="dxa"/>
+            <w:tcBorders>
+              <w:left w:val="single" w:color="E1E4E5" w:sz="4" w:space="0"/>
+              <w:bottom w:val="single" w:color="E1E4E5" w:sz="4" w:space="0"/>
+            </w:tcBorders>
+            <w:shd w:val="clear" w:color="auto" w:fill="FCFCFC"/>
+            <w:noWrap/>
+            <w:tcMar>
+              <w:top w:w="96" w:type="dxa"/>
+              <w:left w:w="192" w:type="dxa"/>
+              <w:bottom w:w="96" w:type="dxa"/>
+              <w:right w:w="192" w:type="dxa"/>
+            </w:tcMar>
+            <w:vAlign w:val="center"/>
+          </w:tcPr>
+          <w:p>
+            <w:pPr>
+              <w:pStyle w:val="2"/>
+              <w:keepNext w:val="0"/>
+              <w:keepLines w:val="0"/>
+              <w:widowControl/>
+              <w:suppressLineNumbers w:val="0"/>
+              <w:spacing w:before="0" w:beforeAutospacing="0" w:after="0" w:afterAutospacing="0"/>
+              <w:ind w:left="0" w:right="0"/>
+              <w:rPr>
+                <w:rFonts w:hint="default" w:ascii="Arial" w:hAnsi="Arial" w:eastAsia="宋体" w:cs="Arial"/>
+                <w:i w:val="0"/>
+                <w:iCs w:val="0"/>
+                <w:caps w:val="0"/>
+                <w:color w:val="404040"/>
+                <w:spacing w:val="0"/>
+                <w:sz w:val="17"/>
+                <w:szCs w:val="17"/>
+                <w:lang w:val="en-US" w:eastAsia="zh-CN"/>
+              </w:rPr>
+            </w:pPr>
+          </w:p>
+        </w:tc>
+      </w:tr>
+      <w:tr>
+        <w:tblPrEx>
+          <w:tblBorders>
+            <w:top w:val="single" w:color="E1E4E5" w:sz="4" w:space="0"/>
+            <w:left w:val="single" w:color="E1E4E5" w:sz="4" w:space="0"/>
+            <w:bottom w:val="single" w:color="E1E4E5" w:sz="4" w:space="0"/>
+            <w:right w:val="single" w:color="E1E4E5" w:sz="4" w:space="0"/>
+            <w:insideH w:val="none" w:color="auto" w:sz="0" w:space="0"/>
+            <w:insideV w:val="none" w:color="auto" w:sz="0" w:space="0"/>
+          </w:tblBorders>
+          <w:tblCellMar>
+            <w:top w:w="15" w:type="dxa"/>
+            <w:left w:w="15" w:type="dxa"/>
+            <w:bottom w:w="15" w:type="dxa"/>
+            <w:right w:w="15" w:type="dxa"/>
+          </w:tblCellMar>
+        </w:tblPrEx>
+        <w:tc>
+          <w:tcPr>
+            <w:tcW w:w="0" w:type="auto"/>
+            <w:tcBorders>
+              <w:left w:val="single" w:color="E1E4E5" w:sz="2" w:space="0"/>
+              <w:bottom w:val="single" w:color="E1E4E5" w:sz="4" w:space="0"/>
+            </w:tcBorders>
+            <w:shd w:val="clear" w:color="auto" w:fill="F3F6F6"/>
+            <w:noWrap/>
+            <w:tcMar>
+              <w:top w:w="96" w:type="dxa"/>
+              <w:left w:w="192" w:type="dxa"/>
+              <w:bottom w:w="96" w:type="dxa"/>
+              <w:right w:w="192" w:type="dxa"/>
+            </w:tcMar>
+            <w:vAlign w:val="center"/>
+          </w:tcPr>
+          <w:p>
+            <w:pPr>
+              <w:pStyle w:val="2"/>
+              <w:keepNext w:val="0"/>
+              <w:keepLines w:val="0"/>
+              <w:widowControl/>
+              <w:suppressLineNumbers w:val="0"/>
+              <w:spacing w:before="0" w:beforeAutospacing="0" w:after="0" w:afterAutospacing="0"/>
+              <w:ind w:left="0" w:right="0"/>
+              <w:rPr>
+                <w:rFonts w:hint="default" w:eastAsia="宋体"/>
+                <w:lang w:val="en-US" w:eastAsia="zh-CN"/>
+              </w:rPr>
+            </w:pPr>
+          </w:p>
+        </w:tc>
+        <w:tc>
+          <w:tcPr>
+            <w:tcW w:w="0" w:type="auto"/>
+            <w:tcBorders>
+              <w:left w:val="single" w:color="E1E4E5" w:sz="4" w:space="0"/>
+              <w:bottom w:val="single" w:color="E1E4E5" w:sz="4" w:space="0"/>
+            </w:tcBorders>
+            <w:shd w:val="clear" w:color="auto" w:fill="F3F6F6"/>
+            <w:noWrap/>
+            <w:tcMar>
+              <w:top w:w="96" w:type="dxa"/>
+              <w:left w:w="192" w:type="dxa"/>
+              <w:bottom w:w="96" w:type="dxa"/>
+              <w:right w:w="192" w:type="dxa"/>
+            </w:tcMar>
+            <w:vAlign w:val="center"/>
+          </w:tcPr>
+          <w:p>
+            <w:pPr>
+              <w:pStyle w:val="2"/>
+              <w:keepNext w:val="0"/>
+              <w:keepLines w:val="0"/>
+              <w:widowControl/>
+              <w:suppressLineNumbers w:val="0"/>
+              <w:spacing w:before="0" w:beforeAutospacing="0" w:after="0" w:afterAutospacing="0"/>
+              <w:ind w:left="0" w:right="0"/>
+              <w:rPr>
+                <w:rFonts w:hint="default"/>
+                <w:lang w:val="en-US"/>
+              </w:rPr>
+            </w:pPr>
+          </w:p>
+        </w:tc>
+        <w:tc>
+          <w:tcPr>
+            <w:tcW w:w="953" w:type="dxa"/>
+            <w:tcBorders>
+              <w:left w:val="single" w:color="E1E4E5" w:sz="4" w:space="0"/>
+              <w:bottom w:val="single" w:color="E1E4E5" w:sz="4" w:space="0"/>
+            </w:tcBorders>
+            <w:shd w:val="clear" w:color="auto" w:fill="F3F6F6"/>
+            <w:noWrap/>
+            <w:tcMar>
+              <w:top w:w="96" w:type="dxa"/>
+              <w:left w:w="192" w:type="dxa"/>
+              <w:bottom w:w="96" w:type="dxa"/>
+              <w:right w:w="192" w:type="dxa"/>
+            </w:tcMar>
+            <w:vAlign w:val="center"/>
+          </w:tcPr>
+          <w:p>
+            <w:pPr>
+              <w:pStyle w:val="2"/>
+              <w:keepNext w:val="0"/>
+              <w:keepLines w:val="0"/>
+              <w:widowControl/>
+              <w:suppressLineNumbers w:val="0"/>
+              <w:spacing w:before="0" w:beforeAutospacing="0" w:after="0" w:afterAutospacing="0"/>
+              <w:ind w:left="0" w:right="0"/>
+            </w:pPr>
+          </w:p>
+        </w:tc>
+        <w:tc>
+          <w:tcPr>
+            <w:tcW w:w="4754" w:type="dxa"/>
+            <w:tcBorders>
+              <w:left w:val="single" w:color="E1E4E5" w:sz="4" w:space="0"/>
+              <w:bottom w:val="single" w:color="E1E4E5" w:sz="4" w:space="0"/>
+            </w:tcBorders>
+            <w:shd w:val="clear" w:color="auto" w:fill="F3F6F6"/>
+            <w:noWrap/>
+            <w:tcMar>
+              <w:top w:w="96" w:type="dxa"/>
+              <w:left w:w="192" w:type="dxa"/>
+              <w:bottom w:w="96" w:type="dxa"/>
+              <w:right w:w="192" w:type="dxa"/>
+            </w:tcMar>
+            <w:vAlign w:val="center"/>
+          </w:tcPr>
+          <w:p>
+            <w:pPr>
+              <w:pStyle w:val="2"/>
+              <w:keepNext w:val="0"/>
+              <w:keepLines w:val="0"/>
+              <w:widowControl/>
+              <w:suppressLineNumbers w:val="0"/>
+              <w:spacing w:before="0" w:beforeAutospacing="0" w:after="0" w:afterAutospacing="0"/>
+              <w:ind w:left="0" w:right="0"/>
+              <w:rPr>
+                <w:rFonts w:hint="default" w:ascii="Arial" w:hAnsi="Arial" w:eastAsia="Arial" w:cs="Arial"/>
+                <w:i w:val="0"/>
+                <w:iCs w:val="0"/>
+                <w:caps w:val="0"/>
+                <w:color w:val="404040"/>
+                <w:spacing w:val="0"/>
+                <w:sz w:val="17"/>
+                <w:szCs w:val="17"/>
+              </w:rPr>
+            </w:pPr>
           </w:p>
         </w:tc>
       </w:tr>
@@ -517,29 +1279,8 @@
               <w:widowControl/>
               <w:suppressLineNumbers w:val="0"/>
               <w:spacing w:before="0" w:beforeAutospacing="0" w:after="0" w:afterAutospacing="0"/>
-              <w:ind w:left="0" w:leftChars="0" w:right="0" w:rightChars="0"/>
-              <w:rPr>
-                <w:rFonts w:asciiTheme="minorHAnsi" w:hAnsiTheme="minorHAnsi" w:eastAsiaTheme="minorEastAsia" w:cstheme="minorBidi"/>
-                <w:kern w:val="0"/>
-                <w:sz w:val="24"/>
-                <w:szCs w:val="24"/>
-                <w:lang w:val="en-US" w:eastAsia="zh-CN" w:bidi="ar"/>
-              </w:rPr>
-            </w:pPr>
-            <w:r>
-              <w:rPr>
-                <w:rFonts w:hint="default" w:ascii="Consolas" w:hAnsi="Consolas" w:eastAsia="Consolas" w:cs="Consolas"/>
-                <w:i w:val="0"/>
-                <w:iCs w:val="0"/>
-                <w:caps w:val="0"/>
-                <w:color w:val="E74C3C"/>
-                <w:spacing w:val="0"/>
-                <w:sz w:val="13"/>
-                <w:szCs w:val="13"/>
-                <w:shd w:val="clear" w:fill="FFFFFF"/>
-              </w:rPr>
-              <w:t>gimbal</w:t>
-            </w:r>
+              <w:ind w:left="0" w:right="0"/>
+            </w:pPr>
           </w:p>
         </w:tc>
         <w:tc>
@@ -567,29 +1308,13 @@
               <w:widowControl/>
               <w:suppressLineNumbers w:val="0"/>
               <w:spacing w:before="0" w:beforeAutospacing="0" w:after="0" w:afterAutospacing="0"/>
-              <w:ind w:left="0" w:leftChars="0" w:right="0" w:rightChars="0"/>
-              <w:rPr>
-                <w:rFonts w:hint="default" w:asciiTheme="minorHAnsi" w:hAnsiTheme="minorHAnsi" w:eastAsiaTheme="minorEastAsia" w:cstheme="minorBidi"/>
-                <w:kern w:val="0"/>
-                <w:sz w:val="24"/>
-                <w:szCs w:val="24"/>
-                <w:lang w:val="en-US" w:eastAsia="zh-CN" w:bidi="ar"/>
-              </w:rPr>
-            </w:pPr>
-            <w:r>
-              <w:rPr>
-                <w:rFonts w:hint="eastAsia"/>
-                <w:sz w:val="18"/>
-                <w:szCs w:val="18"/>
-                <w:lang w:val="en-US" w:eastAsia="zh-CN"/>
-              </w:rPr>
-              <w:t>机械臂数据</w:t>
-            </w:r>
-          </w:p>
-        </w:tc>
-        <w:tc>
-          <w:tcPr>
-            <w:tcW w:w="0" w:type="auto"/>
+              <w:ind w:left="0" w:right="0"/>
+            </w:pPr>
+          </w:p>
+        </w:tc>
+        <w:tc>
+          <w:tcPr>
+            <w:tcW w:w="953" w:type="dxa"/>
             <w:tcBorders>
               <w:left w:val="single" w:color="E1E4E5" w:sz="4" w:space="0"/>
               <w:bottom w:val="single" w:color="E1E4E5" w:sz="4" w:space="0"/>
@@ -612,16 +1337,36 @@
               <w:widowControl/>
               <w:suppressLineNumbers w:val="0"/>
               <w:spacing w:before="0" w:beforeAutospacing="0" w:after="0" w:afterAutospacing="0"/>
-              <w:ind w:left="0" w:leftChars="0" w:right="0" w:rightChars="0"/>
-              <w:rPr>
-                <w:rFonts w:asciiTheme="minorHAnsi" w:hAnsiTheme="minorHAnsi" w:eastAsiaTheme="minorEastAsia" w:cstheme="minorBidi"/>
-                <w:kern w:val="0"/>
-                <w:sz w:val="24"/>
-                <w:szCs w:val="24"/>
-                <w:lang w:val="en-US" w:eastAsia="zh-CN" w:bidi="ar"/>
-              </w:rPr>
-            </w:pPr>
-            <w:r>
+              <w:ind w:left="0" w:right="0"/>
+            </w:pPr>
+          </w:p>
+        </w:tc>
+        <w:tc>
+          <w:tcPr>
+            <w:tcW w:w="4754" w:type="dxa"/>
+            <w:tcBorders>
+              <w:left w:val="single" w:color="E1E4E5" w:sz="4" w:space="0"/>
+              <w:bottom w:val="single" w:color="E1E4E5" w:sz="4" w:space="0"/>
+            </w:tcBorders>
+            <w:shd w:val="clear" w:color="auto" w:fill="FCFCFC"/>
+            <w:noWrap/>
+            <w:tcMar>
+              <w:top w:w="96" w:type="dxa"/>
+              <w:left w:w="192" w:type="dxa"/>
+              <w:bottom w:w="96" w:type="dxa"/>
+              <w:right w:w="192" w:type="dxa"/>
+            </w:tcMar>
+            <w:vAlign w:val="center"/>
+          </w:tcPr>
+          <w:p>
+            <w:pPr>
+              <w:pStyle w:val="2"/>
+              <w:keepNext w:val="0"/>
+              <w:keepLines w:val="0"/>
+              <w:widowControl/>
+              <w:suppressLineNumbers w:val="0"/>
+              <w:spacing w:before="0" w:beforeAutospacing="0" w:after="0" w:afterAutospacing="0"/>
+              <w:ind w:left="0" w:right="0"/>
               <w:rPr>
                 <w:rFonts w:hint="default" w:ascii="Arial" w:hAnsi="Arial" w:eastAsia="Arial" w:cs="Arial"/>
                 <w:i w:val="0"/>
@@ -632,72 +1377,7 @@
                 <w:sz w:val="17"/>
                 <w:szCs w:val="17"/>
               </w:rPr>
-              <w:t>0x20</w:t>
-            </w:r>
-          </w:p>
-        </w:tc>
-        <w:tc>
-          <w:tcPr>
-            <w:tcW w:w="4754" w:type="dxa"/>
-            <w:tcBorders>
-              <w:left w:val="single" w:color="E1E4E5" w:sz="4" w:space="0"/>
-              <w:bottom w:val="single" w:color="E1E4E5" w:sz="4" w:space="0"/>
-            </w:tcBorders>
-            <w:shd w:val="clear" w:color="auto" w:fill="FCFCFC"/>
-            <w:noWrap/>
-            <w:tcMar>
-              <w:top w:w="96" w:type="dxa"/>
-              <w:left w:w="192" w:type="dxa"/>
-              <w:bottom w:w="96" w:type="dxa"/>
-              <w:right w:w="192" w:type="dxa"/>
-            </w:tcMar>
-            <w:vAlign w:val="center"/>
-          </w:tcPr>
-          <w:p>
-            <w:pPr>
-              <w:pStyle w:val="2"/>
-              <w:keepNext w:val="0"/>
-              <w:keepLines w:val="0"/>
-              <w:widowControl/>
-              <w:suppressLineNumbers w:val="0"/>
-              <w:spacing w:before="0" w:beforeAutospacing="0" w:after="0" w:afterAutospacing="0"/>
-              <w:ind w:left="0" w:leftChars="0" w:right="0" w:rightChars="0"/>
-              <w:rPr>
-                <w:rFonts w:hint="default" w:ascii="Arial" w:hAnsi="Arial" w:eastAsia="宋体" w:cs="Arial"/>
-                <w:i w:val="0"/>
-                <w:iCs w:val="0"/>
-                <w:caps w:val="0"/>
-                <w:color w:val="404040"/>
-                <w:spacing w:val="0"/>
-                <w:kern w:val="0"/>
-                <w:sz w:val="17"/>
-                <w:szCs w:val="17"/>
-                <w:lang w:val="en-US" w:eastAsia="zh-CN" w:bidi="ar"/>
-              </w:rPr>
-            </w:pPr>
-            <w:r>
-              <w:rPr>
-                <w:rFonts w:hint="eastAsia" w:ascii="Arial" w:hAnsi="Arial" w:eastAsia="宋体" w:cs="Arial"/>
-                <w:i w:val="0"/>
-                <w:iCs w:val="0"/>
-                <w:caps w:val="0"/>
-                <w:color w:val="404040"/>
-                <w:spacing w:val="0"/>
-                <w:sz w:val="17"/>
-                <w:szCs w:val="17"/>
-                <w:lang w:val="en-US" w:eastAsia="zh-CN"/>
-              </w:rPr>
-              <w:t>下位机发给上位机的</w:t>
-            </w:r>
-            <w:r>
-              <w:rPr>
-                <w:rFonts w:hint="eastAsia"/>
-                <w:sz w:val="18"/>
-                <w:szCs w:val="18"/>
-                <w:lang w:val="en-US" w:eastAsia="zh-CN"/>
-              </w:rPr>
-              <w:t>机械臂关节电机位置、速度数据和夹爪数据和交互的状态量</w:t>
-            </w:r>
+            </w:pPr>
           </w:p>
         </w:tc>
       </w:tr>
@@ -743,44 +1423,8 @@
               <w:widowControl/>
               <w:suppressLineNumbers w:val="0"/>
               <w:spacing w:before="0" w:beforeAutospacing="0" w:after="0" w:afterAutospacing="0"/>
-              <w:ind w:left="0" w:leftChars="0" w:right="0" w:rightChars="0"/>
-              <w:rPr>
-                <w:rFonts w:hint="default" w:eastAsia="宋体" w:asciiTheme="minorHAnsi" w:hAnsiTheme="minorHAnsi" w:cstheme="minorBidi"/>
-                <w:kern w:val="0"/>
-                <w:sz w:val="24"/>
-                <w:szCs w:val="24"/>
-                <w:lang w:val="en-US" w:eastAsia="zh-CN" w:bidi="ar"/>
-              </w:rPr>
-            </w:pPr>
-            <w:r>
-              <w:rPr>
-                <w:rFonts w:hint="default" w:ascii="Consolas" w:hAnsi="Consolas" w:eastAsia="Consolas" w:cs="Consolas"/>
-                <w:i w:val="0"/>
-                <w:iCs w:val="0"/>
-                <w:caps w:val="0"/>
-                <w:color w:val="E74C3C"/>
-                <w:spacing w:val="0"/>
-                <w:sz w:val="13"/>
-                <w:szCs w:val="13"/>
-                <w:shd w:val="clear" w:fill="FFFFFF"/>
-              </w:rPr>
-              <w:t>gimbal</w:t>
-            </w:r>
-            <w:r>
-              <w:rPr>
-                <w:rFonts w:hint="eastAsia" w:ascii="Consolas" w:hAnsi="Consolas" w:eastAsia="宋体" w:cs="Consolas"/>
-                <w:i w:val="0"/>
-                <w:iCs w:val="0"/>
-                <w:caps w:val="0"/>
-                <w:color w:val="E74C3C"/>
-                <w:spacing w:val="0"/>
-                <w:sz w:val="13"/>
-                <w:szCs w:val="13"/>
-                <w:shd w:val="clear" w:fill="FFFFFF"/>
-                <w:lang w:val="en-US" w:eastAsia="zh-CN"/>
-              </w:rPr>
-              <w:t>_ctrl</w:t>
-            </w:r>
+              <w:ind w:left="0" w:right="0"/>
+            </w:pPr>
           </w:p>
         </w:tc>
         <w:tc>
@@ -808,29 +1452,13 @@
               <w:widowControl/>
               <w:suppressLineNumbers w:val="0"/>
               <w:spacing w:before="0" w:beforeAutospacing="0" w:after="0" w:afterAutospacing="0"/>
-              <w:ind w:left="0" w:leftChars="0" w:right="0" w:rightChars="0"/>
-              <w:rPr>
-                <w:rFonts w:hint="default" w:asciiTheme="minorHAnsi" w:hAnsiTheme="minorHAnsi" w:eastAsiaTheme="minorEastAsia" w:cstheme="minorBidi"/>
-                <w:kern w:val="0"/>
-                <w:sz w:val="24"/>
-                <w:szCs w:val="24"/>
-                <w:lang w:val="en-US" w:eastAsia="zh-CN" w:bidi="ar"/>
-              </w:rPr>
-            </w:pPr>
-            <w:r>
-              <w:rPr>
-                <w:rFonts w:hint="eastAsia"/>
-                <w:sz w:val="18"/>
-                <w:szCs w:val="18"/>
-                <w:lang w:val="en-US" w:eastAsia="zh-CN"/>
-              </w:rPr>
-              <w:t>机械臂时间/位置方式控制</w:t>
-            </w:r>
-          </w:p>
-        </w:tc>
-        <w:tc>
-          <w:tcPr>
-            <w:tcW w:w="0" w:type="auto"/>
+              <w:ind w:left="0" w:right="0"/>
+            </w:pPr>
+          </w:p>
+        </w:tc>
+        <w:tc>
+          <w:tcPr>
+            <w:tcW w:w="953" w:type="dxa"/>
             <w:tcBorders>
               <w:left w:val="single" w:color="E1E4E5" w:sz="4" w:space="0"/>
               <w:bottom w:val="single" w:color="E1E4E5" w:sz="4" w:space="0"/>
@@ -853,16 +1481,36 @@
               <w:widowControl/>
               <w:suppressLineNumbers w:val="0"/>
               <w:spacing w:before="0" w:beforeAutospacing="0" w:after="0" w:afterAutospacing="0"/>
-              <w:ind w:left="0" w:leftChars="0" w:right="0" w:rightChars="0"/>
-              <w:rPr>
-                <w:rFonts w:asciiTheme="minorHAnsi" w:hAnsiTheme="minorHAnsi" w:eastAsiaTheme="minorEastAsia" w:cstheme="minorBidi"/>
-                <w:kern w:val="0"/>
-                <w:sz w:val="24"/>
-                <w:szCs w:val="24"/>
-                <w:lang w:val="en-US" w:eastAsia="zh-CN" w:bidi="ar"/>
-              </w:rPr>
-            </w:pPr>
-            <w:r>
+              <w:ind w:left="0" w:right="0"/>
+            </w:pPr>
+          </w:p>
+        </w:tc>
+        <w:tc>
+          <w:tcPr>
+            <w:tcW w:w="4754" w:type="dxa"/>
+            <w:tcBorders>
+              <w:left w:val="single" w:color="E1E4E5" w:sz="4" w:space="0"/>
+              <w:bottom w:val="single" w:color="E1E4E5" w:sz="4" w:space="0"/>
+            </w:tcBorders>
+            <w:shd w:val="clear" w:color="auto" w:fill="F3F6F6"/>
+            <w:noWrap/>
+            <w:tcMar>
+              <w:top w:w="96" w:type="dxa"/>
+              <w:left w:w="192" w:type="dxa"/>
+              <w:bottom w:w="96" w:type="dxa"/>
+              <w:right w:w="192" w:type="dxa"/>
+            </w:tcMar>
+            <w:vAlign w:val="center"/>
+          </w:tcPr>
+          <w:p>
+            <w:pPr>
+              <w:pStyle w:val="2"/>
+              <w:keepNext w:val="0"/>
+              <w:keepLines w:val="0"/>
+              <w:widowControl/>
+              <w:suppressLineNumbers w:val="0"/>
+              <w:spacing w:before="0" w:beforeAutospacing="0" w:after="0" w:afterAutospacing="0"/>
+              <w:ind w:left="0" w:right="0"/>
               <w:rPr>
                 <w:rFonts w:hint="default" w:ascii="Arial" w:hAnsi="Arial" w:eastAsia="Arial" w:cs="Arial"/>
                 <w:i w:val="0"/>
@@ -873,63 +1521,7 @@
                 <w:sz w:val="17"/>
                 <w:szCs w:val="17"/>
               </w:rPr>
-              <w:t>0x30</w:t>
-            </w:r>
-          </w:p>
-        </w:tc>
-        <w:tc>
-          <w:tcPr>
-            <w:tcW w:w="4754" w:type="dxa"/>
-            <w:tcBorders>
-              <w:left w:val="single" w:color="E1E4E5" w:sz="4" w:space="0"/>
-              <w:bottom w:val="single" w:color="E1E4E5" w:sz="4" w:space="0"/>
-            </w:tcBorders>
-            <w:shd w:val="clear" w:color="auto" w:fill="F3F6F6"/>
-            <w:noWrap/>
-            <w:tcMar>
-              <w:top w:w="96" w:type="dxa"/>
-              <w:left w:w="192" w:type="dxa"/>
-              <w:bottom w:w="96" w:type="dxa"/>
-              <w:right w:w="192" w:type="dxa"/>
-            </w:tcMar>
-            <w:vAlign w:val="center"/>
-          </w:tcPr>
-          <w:p>
-            <w:pPr>
-              <w:pStyle w:val="2"/>
-              <w:keepNext w:val="0"/>
-              <w:keepLines w:val="0"/>
-              <w:widowControl/>
-              <w:suppressLineNumbers w:val="0"/>
-              <w:spacing w:before="0" w:beforeAutospacing="0" w:after="0" w:afterAutospacing="0"/>
-              <w:ind w:left="0" w:leftChars="0" w:right="0" w:rightChars="0"/>
-              <w:rPr>
-                <w:rFonts w:hint="default" w:ascii="Arial" w:hAnsi="Arial" w:eastAsia="Arial" w:cs="Arial"/>
-                <w:i w:val="0"/>
-                <w:iCs w:val="0"/>
-                <w:caps w:val="0"/>
-                <w:color w:val="404040"/>
-                <w:spacing w:val="0"/>
-                <w:kern w:val="0"/>
-                <w:sz w:val="17"/>
-                <w:szCs w:val="17"/>
-                <w:lang w:val="en-US" w:eastAsia="zh-CN" w:bidi="ar"/>
-              </w:rPr>
-            </w:pPr>
-            <w:r>
-              <w:rPr>
-                <w:rFonts w:hint="eastAsia" w:ascii="Arial" w:hAnsi="Arial" w:eastAsia="宋体" w:cs="Arial"/>
-                <w:i w:val="0"/>
-                <w:iCs w:val="0"/>
-                <w:caps w:val="0"/>
-                <w:color w:val="404040"/>
-                <w:spacing w:val="0"/>
-                <w:sz w:val="17"/>
-                <w:szCs w:val="17"/>
-                <w:lang w:val="en-US" w:eastAsia="zh-CN"/>
-              </w:rPr>
-              <w:t>上位机开启自动模式发给下位机的机械臂控制数据</w:t>
-            </w:r>
+            </w:pPr>
           </w:p>
         </w:tc>
       </w:tr>
@@ -1005,16 +1597,12 @@
               <w:suppressLineNumbers w:val="0"/>
               <w:spacing w:before="0" w:beforeAutospacing="0" w:after="0" w:afterAutospacing="0"/>
               <w:ind w:left="0" w:right="0"/>
-              <w:rPr>
-                <w:rFonts w:hint="default" w:eastAsiaTheme="minorEastAsia"/>
-                <w:lang w:val="en-US" w:eastAsia="zh-CN"/>
-              </w:rPr>
-            </w:pPr>
-          </w:p>
-        </w:tc>
-        <w:tc>
-          <w:tcPr>
-            <w:tcW w:w="0" w:type="auto"/>
+            </w:pPr>
+          </w:p>
+        </w:tc>
+        <w:tc>
+          <w:tcPr>
+            <w:tcW w:w="953" w:type="dxa"/>
             <w:tcBorders>
               <w:left w:val="single" w:color="E1E4E5" w:sz="4" w:space="0"/>
               <w:bottom w:val="single" w:color="E1E4E5" w:sz="4" w:space="0"/>
@@ -1068,7 +1656,7 @@
               <w:spacing w:before="0" w:beforeAutospacing="0" w:after="0" w:afterAutospacing="0"/>
               <w:ind w:left="0" w:right="0"/>
               <w:rPr>
-                <w:rFonts w:hint="default" w:ascii="Arial" w:hAnsi="Arial" w:eastAsia="宋体" w:cs="Arial"/>
+                <w:rFonts w:hint="default" w:ascii="Arial" w:hAnsi="Arial" w:eastAsia="Arial" w:cs="Arial"/>
                 <w:i w:val="0"/>
                 <w:iCs w:val="0"/>
                 <w:caps w:val="0"/>
@@ -1076,7 +1664,6 @@
                 <w:spacing w:val="0"/>
                 <w:sz w:val="17"/>
                 <w:szCs w:val="17"/>
-                <w:lang w:val="en-US" w:eastAsia="zh-CN"/>
               </w:rPr>
             </w:pPr>
           </w:p>
@@ -1125,10 +1712,6 @@
               <w:suppressLineNumbers w:val="0"/>
               <w:spacing w:before="0" w:beforeAutospacing="0" w:after="0" w:afterAutospacing="0"/>
               <w:ind w:left="0" w:right="0"/>
-              <w:rPr>
-                <w:rFonts w:hint="default" w:eastAsia="宋体"/>
-                <w:lang w:val="en-US" w:eastAsia="zh-CN"/>
-              </w:rPr>
             </w:pPr>
           </w:p>
         </w:tc>
@@ -1158,16 +1741,12 @@
               <w:suppressLineNumbers w:val="0"/>
               <w:spacing w:before="0" w:beforeAutospacing="0" w:after="0" w:afterAutospacing="0"/>
               <w:ind w:left="0" w:right="0"/>
-              <w:rPr>
-                <w:rFonts w:hint="default"/>
-                <w:lang w:val="en-US"/>
-              </w:rPr>
-            </w:pPr>
-          </w:p>
-        </w:tc>
-        <w:tc>
-          <w:tcPr>
-            <w:tcW w:w="0" w:type="auto"/>
+            </w:pPr>
+          </w:p>
+        </w:tc>
+        <w:tc>
+          <w:tcPr>
+            <w:tcW w:w="953" w:type="dxa"/>
             <w:tcBorders>
               <w:left w:val="single" w:color="E1E4E5" w:sz="4" w:space="0"/>
               <w:bottom w:val="single" w:color="E1E4E5" w:sz="4" w:space="0"/>
@@ -1311,7 +1890,7 @@
         </w:tc>
         <w:tc>
           <w:tcPr>
-            <w:tcW w:w="0" w:type="auto"/>
+            <w:tcW w:w="953" w:type="dxa"/>
             <w:tcBorders>
               <w:left w:val="single" w:color="E1E4E5" w:sz="4" w:space="0"/>
               <w:bottom w:val="single" w:color="E1E4E5" w:sz="4" w:space="0"/>
@@ -1455,7 +2034,295 @@
         </w:tc>
         <w:tc>
           <w:tcPr>
+            <w:tcW w:w="953" w:type="dxa"/>
+            <w:tcBorders>
+              <w:left w:val="single" w:color="E1E4E5" w:sz="4" w:space="0"/>
+              <w:bottom w:val="single" w:color="E1E4E5" w:sz="4" w:space="0"/>
+            </w:tcBorders>
+            <w:shd w:val="clear" w:color="auto" w:fill="F3F6F6"/>
+            <w:noWrap/>
+            <w:tcMar>
+              <w:top w:w="96" w:type="dxa"/>
+              <w:left w:w="192" w:type="dxa"/>
+              <w:bottom w:w="96" w:type="dxa"/>
+              <w:right w:w="192" w:type="dxa"/>
+            </w:tcMar>
+            <w:vAlign w:val="center"/>
+          </w:tcPr>
+          <w:p>
+            <w:pPr>
+              <w:pStyle w:val="2"/>
+              <w:keepNext w:val="0"/>
+              <w:keepLines w:val="0"/>
+              <w:widowControl/>
+              <w:suppressLineNumbers w:val="0"/>
+              <w:spacing w:before="0" w:beforeAutospacing="0" w:after="0" w:afterAutospacing="0"/>
+              <w:ind w:left="0" w:right="0"/>
+            </w:pPr>
+          </w:p>
+        </w:tc>
+        <w:tc>
+          <w:tcPr>
+            <w:tcW w:w="4754" w:type="dxa"/>
+            <w:tcBorders>
+              <w:left w:val="single" w:color="E1E4E5" w:sz="4" w:space="0"/>
+              <w:bottom w:val="single" w:color="E1E4E5" w:sz="4" w:space="0"/>
+            </w:tcBorders>
+            <w:shd w:val="clear" w:color="auto" w:fill="F3F6F6"/>
+            <w:noWrap/>
+            <w:tcMar>
+              <w:top w:w="96" w:type="dxa"/>
+              <w:left w:w="192" w:type="dxa"/>
+              <w:bottom w:w="96" w:type="dxa"/>
+              <w:right w:w="192" w:type="dxa"/>
+            </w:tcMar>
+            <w:vAlign w:val="center"/>
+          </w:tcPr>
+          <w:p>
+            <w:pPr>
+              <w:pStyle w:val="2"/>
+              <w:keepNext w:val="0"/>
+              <w:keepLines w:val="0"/>
+              <w:widowControl/>
+              <w:suppressLineNumbers w:val="0"/>
+              <w:spacing w:before="0" w:beforeAutospacing="0" w:after="0" w:afterAutospacing="0"/>
+              <w:ind w:left="0" w:right="0"/>
+              <w:rPr>
+                <w:rFonts w:hint="default" w:ascii="Arial" w:hAnsi="Arial" w:eastAsia="Arial" w:cs="Arial"/>
+                <w:i w:val="0"/>
+                <w:iCs w:val="0"/>
+                <w:caps w:val="0"/>
+                <w:color w:val="404040"/>
+                <w:spacing w:val="0"/>
+                <w:sz w:val="17"/>
+                <w:szCs w:val="17"/>
+              </w:rPr>
+            </w:pPr>
+          </w:p>
+        </w:tc>
+      </w:tr>
+      <w:tr>
+        <w:tblPrEx>
+          <w:tblBorders>
+            <w:top w:val="single" w:color="E1E4E5" w:sz="4" w:space="0"/>
+            <w:left w:val="single" w:color="E1E4E5" w:sz="4" w:space="0"/>
+            <w:bottom w:val="single" w:color="E1E4E5" w:sz="4" w:space="0"/>
+            <w:right w:val="single" w:color="E1E4E5" w:sz="4" w:space="0"/>
+            <w:insideH w:val="none" w:color="auto" w:sz="0" w:space="0"/>
+            <w:insideV w:val="none" w:color="auto" w:sz="0" w:space="0"/>
+          </w:tblBorders>
+          <w:tblCellMar>
+            <w:top w:w="15" w:type="dxa"/>
+            <w:left w:w="15" w:type="dxa"/>
+            <w:bottom w:w="15" w:type="dxa"/>
+            <w:right w:w="15" w:type="dxa"/>
+          </w:tblCellMar>
+        </w:tblPrEx>
+        <w:tc>
+          <w:tcPr>
             <w:tcW w:w="0" w:type="auto"/>
+            <w:tcBorders>
+              <w:left w:val="single" w:color="E1E4E5" w:sz="2" w:space="0"/>
+              <w:bottom w:val="single" w:color="E1E4E5" w:sz="4" w:space="0"/>
+            </w:tcBorders>
+            <w:shd w:val="clear" w:color="auto" w:fill="FCFCFC"/>
+            <w:noWrap/>
+            <w:tcMar>
+              <w:top w:w="96" w:type="dxa"/>
+              <w:left w:w="192" w:type="dxa"/>
+              <w:bottom w:w="96" w:type="dxa"/>
+              <w:right w:w="192" w:type="dxa"/>
+            </w:tcMar>
+            <w:vAlign w:val="center"/>
+          </w:tcPr>
+          <w:p>
+            <w:pPr>
+              <w:pStyle w:val="2"/>
+              <w:keepNext w:val="0"/>
+              <w:keepLines w:val="0"/>
+              <w:widowControl/>
+              <w:suppressLineNumbers w:val="0"/>
+              <w:spacing w:before="0" w:beforeAutospacing="0" w:after="0" w:afterAutospacing="0"/>
+              <w:ind w:left="0" w:right="0"/>
+            </w:pPr>
+          </w:p>
+        </w:tc>
+        <w:tc>
+          <w:tcPr>
+            <w:tcW w:w="0" w:type="auto"/>
+            <w:tcBorders>
+              <w:left w:val="single" w:color="E1E4E5" w:sz="4" w:space="0"/>
+              <w:bottom w:val="single" w:color="E1E4E5" w:sz="4" w:space="0"/>
+            </w:tcBorders>
+            <w:shd w:val="clear" w:color="auto" w:fill="FCFCFC"/>
+            <w:noWrap/>
+            <w:tcMar>
+              <w:top w:w="96" w:type="dxa"/>
+              <w:left w:w="192" w:type="dxa"/>
+              <w:bottom w:w="96" w:type="dxa"/>
+              <w:right w:w="192" w:type="dxa"/>
+            </w:tcMar>
+            <w:vAlign w:val="center"/>
+          </w:tcPr>
+          <w:p>
+            <w:pPr>
+              <w:pStyle w:val="2"/>
+              <w:keepNext w:val="0"/>
+              <w:keepLines w:val="0"/>
+              <w:widowControl/>
+              <w:suppressLineNumbers w:val="0"/>
+              <w:spacing w:before="0" w:beforeAutospacing="0" w:after="0" w:afterAutospacing="0"/>
+              <w:ind w:left="0" w:right="0"/>
+            </w:pPr>
+          </w:p>
+        </w:tc>
+        <w:tc>
+          <w:tcPr>
+            <w:tcW w:w="953" w:type="dxa"/>
+            <w:tcBorders>
+              <w:left w:val="single" w:color="E1E4E5" w:sz="4" w:space="0"/>
+              <w:bottom w:val="single" w:color="E1E4E5" w:sz="4" w:space="0"/>
+            </w:tcBorders>
+            <w:shd w:val="clear" w:color="auto" w:fill="FCFCFC"/>
+            <w:noWrap/>
+            <w:tcMar>
+              <w:top w:w="96" w:type="dxa"/>
+              <w:left w:w="192" w:type="dxa"/>
+              <w:bottom w:w="96" w:type="dxa"/>
+              <w:right w:w="192" w:type="dxa"/>
+            </w:tcMar>
+            <w:vAlign w:val="center"/>
+          </w:tcPr>
+          <w:p>
+            <w:pPr>
+              <w:pStyle w:val="2"/>
+              <w:keepNext w:val="0"/>
+              <w:keepLines w:val="0"/>
+              <w:widowControl/>
+              <w:suppressLineNumbers w:val="0"/>
+              <w:spacing w:before="0" w:beforeAutospacing="0" w:after="0" w:afterAutospacing="0"/>
+              <w:ind w:left="0" w:right="0"/>
+            </w:pPr>
+          </w:p>
+        </w:tc>
+        <w:tc>
+          <w:tcPr>
+            <w:tcW w:w="4754" w:type="dxa"/>
+            <w:tcBorders>
+              <w:left w:val="single" w:color="E1E4E5" w:sz="4" w:space="0"/>
+              <w:bottom w:val="single" w:color="E1E4E5" w:sz="4" w:space="0"/>
+            </w:tcBorders>
+            <w:shd w:val="clear" w:color="auto" w:fill="FCFCFC"/>
+            <w:noWrap/>
+            <w:tcMar>
+              <w:top w:w="96" w:type="dxa"/>
+              <w:left w:w="192" w:type="dxa"/>
+              <w:bottom w:w="96" w:type="dxa"/>
+              <w:right w:w="192" w:type="dxa"/>
+            </w:tcMar>
+            <w:vAlign w:val="center"/>
+          </w:tcPr>
+          <w:p>
+            <w:pPr>
+              <w:pStyle w:val="2"/>
+              <w:keepNext w:val="0"/>
+              <w:keepLines w:val="0"/>
+              <w:widowControl/>
+              <w:suppressLineNumbers w:val="0"/>
+              <w:spacing w:before="0" w:beforeAutospacing="0" w:after="0" w:afterAutospacing="0"/>
+              <w:ind w:left="0" w:right="0"/>
+              <w:rPr>
+                <w:rFonts w:hint="default" w:ascii="Arial" w:hAnsi="Arial" w:eastAsia="Arial" w:cs="Arial"/>
+                <w:i w:val="0"/>
+                <w:iCs w:val="0"/>
+                <w:caps w:val="0"/>
+                <w:color w:val="404040"/>
+                <w:spacing w:val="0"/>
+                <w:sz w:val="17"/>
+                <w:szCs w:val="17"/>
+              </w:rPr>
+            </w:pPr>
+          </w:p>
+        </w:tc>
+      </w:tr>
+      <w:tr>
+        <w:tblPrEx>
+          <w:tblBorders>
+            <w:top w:val="single" w:color="E1E4E5" w:sz="4" w:space="0"/>
+            <w:left w:val="single" w:color="E1E4E5" w:sz="4" w:space="0"/>
+            <w:bottom w:val="single" w:color="E1E4E5" w:sz="4" w:space="0"/>
+            <w:right w:val="single" w:color="E1E4E5" w:sz="4" w:space="0"/>
+            <w:insideH w:val="none" w:color="auto" w:sz="0" w:space="0"/>
+            <w:insideV w:val="none" w:color="auto" w:sz="0" w:space="0"/>
+          </w:tblBorders>
+          <w:tblCellMar>
+            <w:top w:w="15" w:type="dxa"/>
+            <w:left w:w="15" w:type="dxa"/>
+            <w:bottom w:w="15" w:type="dxa"/>
+            <w:right w:w="15" w:type="dxa"/>
+          </w:tblCellMar>
+        </w:tblPrEx>
+        <w:tc>
+          <w:tcPr>
+            <w:tcW w:w="0" w:type="auto"/>
+            <w:tcBorders>
+              <w:left w:val="single" w:color="E1E4E5" w:sz="2" w:space="0"/>
+              <w:bottom w:val="single" w:color="E1E4E5" w:sz="4" w:space="0"/>
+            </w:tcBorders>
+            <w:shd w:val="clear" w:color="auto" w:fill="F3F6F6"/>
+            <w:noWrap/>
+            <w:tcMar>
+              <w:top w:w="96" w:type="dxa"/>
+              <w:left w:w="192" w:type="dxa"/>
+              <w:bottom w:w="96" w:type="dxa"/>
+              <w:right w:w="192" w:type="dxa"/>
+            </w:tcMar>
+            <w:vAlign w:val="center"/>
+          </w:tcPr>
+          <w:p>
+            <w:pPr>
+              <w:pStyle w:val="2"/>
+              <w:keepNext w:val="0"/>
+              <w:keepLines w:val="0"/>
+              <w:widowControl/>
+              <w:suppressLineNumbers w:val="0"/>
+              <w:spacing w:before="0" w:beforeAutospacing="0" w:after="0" w:afterAutospacing="0"/>
+              <w:ind w:left="0" w:right="0"/>
+            </w:pPr>
+          </w:p>
+        </w:tc>
+        <w:tc>
+          <w:tcPr>
+            <w:tcW w:w="0" w:type="auto"/>
+            <w:tcBorders>
+              <w:left w:val="single" w:color="E1E4E5" w:sz="4" w:space="0"/>
+              <w:bottom w:val="single" w:color="E1E4E5" w:sz="4" w:space="0"/>
+            </w:tcBorders>
+            <w:shd w:val="clear" w:color="auto" w:fill="F3F6F6"/>
+            <w:noWrap/>
+            <w:tcMar>
+              <w:top w:w="96" w:type="dxa"/>
+              <w:left w:w="192" w:type="dxa"/>
+              <w:bottom w:w="96" w:type="dxa"/>
+              <w:right w:w="192" w:type="dxa"/>
+            </w:tcMar>
+            <w:vAlign w:val="center"/>
+          </w:tcPr>
+          <w:p>
+            <w:pPr>
+              <w:pStyle w:val="2"/>
+              <w:keepNext w:val="0"/>
+              <w:keepLines w:val="0"/>
+              <w:widowControl/>
+              <w:suppressLineNumbers w:val="0"/>
+              <w:spacing w:before="0" w:beforeAutospacing="0" w:after="0" w:afterAutospacing="0"/>
+              <w:ind w:left="0" w:right="0"/>
+            </w:pPr>
+          </w:p>
+        </w:tc>
+        <w:tc>
+          <w:tcPr>
+            <w:tcW w:w="953" w:type="dxa"/>
             <w:tcBorders>
               <w:left w:val="single" w:color="E1E4E5" w:sz="4" w:space="0"/>
               <w:bottom w:val="single" w:color="E1E4E5" w:sz="4" w:space="0"/>
@@ -1600,7 +2467,7 @@
         </w:tc>
         <w:tc>
           <w:tcPr>
-            <w:tcW w:w="0" w:type="auto"/>
+            <w:tcW w:w="953" w:type="dxa"/>
             <w:tcBorders>
               <w:left w:val="single" w:color="E1E4E5" w:sz="4" w:space="0"/>
               <w:bottom w:val="single" w:color="E1E4E5" w:sz="4" w:space="0"/>
@@ -1689,7 +2556,7 @@
             <w:tcW w:w="0" w:type="auto"/>
             <w:tcBorders>
               <w:left w:val="single" w:color="E1E4E5" w:sz="2" w:space="0"/>
-              <w:bottom w:val="single" w:color="E1E4E5" w:sz="4" w:space="0"/>
+              <w:bottom w:val="single" w:color="E1E4E5" w:sz="2" w:space="0"/>
             </w:tcBorders>
             <w:shd w:val="clear" w:color="auto" w:fill="F3F6F6"/>
             <w:noWrap/>
@@ -1718,7 +2585,7 @@
             <w:tcW w:w="0" w:type="auto"/>
             <w:tcBorders>
               <w:left w:val="single" w:color="E1E4E5" w:sz="4" w:space="0"/>
-              <w:bottom w:val="single" w:color="E1E4E5" w:sz="4" w:space="0"/>
+              <w:bottom w:val="single" w:color="E1E4E5" w:sz="2" w:space="0"/>
             </w:tcBorders>
             <w:shd w:val="clear" w:color="auto" w:fill="F3F6F6"/>
             <w:noWrap/>
@@ -1744,10 +2611,10 @@
         </w:tc>
         <w:tc>
           <w:tcPr>
-            <w:tcW w:w="0" w:type="auto"/>
-            <w:tcBorders>
-              <w:left w:val="single" w:color="E1E4E5" w:sz="4" w:space="0"/>
-              <w:bottom w:val="single" w:color="E1E4E5" w:sz="4" w:space="0"/>
+            <w:tcW w:w="953" w:type="dxa"/>
+            <w:tcBorders>
+              <w:left w:val="single" w:color="E1E4E5" w:sz="4" w:space="0"/>
+              <w:bottom w:val="single" w:color="E1E4E5" w:sz="2" w:space="0"/>
             </w:tcBorders>
             <w:shd w:val="clear" w:color="auto" w:fill="F3F6F6"/>
             <w:noWrap/>
@@ -1776,7 +2643,7 @@
             <w:tcW w:w="4754" w:type="dxa"/>
             <w:tcBorders>
               <w:left w:val="single" w:color="E1E4E5" w:sz="4" w:space="0"/>
-              <w:bottom w:val="single" w:color="E1E4E5" w:sz="4" w:space="0"/>
+              <w:bottom w:val="single" w:color="E1E4E5" w:sz="2" w:space="0"/>
             </w:tcBorders>
             <w:shd w:val="clear" w:color="auto" w:fill="F3F6F6"/>
             <w:noWrap/>
@@ -1808,873 +2675,6 @@
                 <w:szCs w:val="17"/>
               </w:rPr>
             </w:pPr>
-          </w:p>
-        </w:tc>
-      </w:tr>
-      <w:tr>
-        <w:tblPrEx>
-          <w:tblBorders>
-            <w:top w:val="single" w:color="E1E4E5" w:sz="4" w:space="0"/>
-            <w:left w:val="single" w:color="E1E4E5" w:sz="4" w:space="0"/>
-            <w:bottom w:val="single" w:color="E1E4E5" w:sz="4" w:space="0"/>
-            <w:right w:val="single" w:color="E1E4E5" w:sz="4" w:space="0"/>
-            <w:insideH w:val="none" w:color="auto" w:sz="0" w:space="0"/>
-            <w:insideV w:val="none" w:color="auto" w:sz="0" w:space="0"/>
-          </w:tblBorders>
-          <w:tblCellMar>
-            <w:top w:w="15" w:type="dxa"/>
-            <w:left w:w="15" w:type="dxa"/>
-            <w:bottom w:w="15" w:type="dxa"/>
-            <w:right w:w="15" w:type="dxa"/>
-          </w:tblCellMar>
-        </w:tblPrEx>
-        <w:tc>
-          <w:tcPr>
-            <w:tcW w:w="0" w:type="auto"/>
-            <w:tcBorders>
-              <w:left w:val="single" w:color="E1E4E5" w:sz="2" w:space="0"/>
-              <w:bottom w:val="single" w:color="E1E4E5" w:sz="4" w:space="0"/>
-            </w:tcBorders>
-            <w:shd w:val="clear" w:color="auto" w:fill="FCFCFC"/>
-            <w:noWrap/>
-            <w:tcMar>
-              <w:top w:w="96" w:type="dxa"/>
-              <w:left w:w="192" w:type="dxa"/>
-              <w:bottom w:w="96" w:type="dxa"/>
-              <w:right w:w="192" w:type="dxa"/>
-            </w:tcMar>
-            <w:vAlign w:val="center"/>
-          </w:tcPr>
-          <w:p>
-            <w:pPr>
-              <w:pStyle w:val="2"/>
-              <w:keepNext w:val="0"/>
-              <w:keepLines w:val="0"/>
-              <w:widowControl/>
-              <w:suppressLineNumbers w:val="0"/>
-              <w:spacing w:before="0" w:beforeAutospacing="0" w:after="0" w:afterAutospacing="0"/>
-              <w:ind w:left="0" w:right="0"/>
-            </w:pPr>
-          </w:p>
-        </w:tc>
-        <w:tc>
-          <w:tcPr>
-            <w:tcW w:w="0" w:type="auto"/>
-            <w:tcBorders>
-              <w:left w:val="single" w:color="E1E4E5" w:sz="4" w:space="0"/>
-              <w:bottom w:val="single" w:color="E1E4E5" w:sz="4" w:space="0"/>
-            </w:tcBorders>
-            <w:shd w:val="clear" w:color="auto" w:fill="FCFCFC"/>
-            <w:noWrap/>
-            <w:tcMar>
-              <w:top w:w="96" w:type="dxa"/>
-              <w:left w:w="192" w:type="dxa"/>
-              <w:bottom w:w="96" w:type="dxa"/>
-              <w:right w:w="192" w:type="dxa"/>
-            </w:tcMar>
-            <w:vAlign w:val="center"/>
-          </w:tcPr>
-          <w:p>
-            <w:pPr>
-              <w:pStyle w:val="2"/>
-              <w:keepNext w:val="0"/>
-              <w:keepLines w:val="0"/>
-              <w:widowControl/>
-              <w:suppressLineNumbers w:val="0"/>
-              <w:spacing w:before="0" w:beforeAutospacing="0" w:after="0" w:afterAutospacing="0"/>
-              <w:ind w:left="0" w:right="0"/>
-            </w:pPr>
-          </w:p>
-        </w:tc>
-        <w:tc>
-          <w:tcPr>
-            <w:tcW w:w="0" w:type="auto"/>
-            <w:tcBorders>
-              <w:left w:val="single" w:color="E1E4E5" w:sz="4" w:space="0"/>
-              <w:bottom w:val="single" w:color="E1E4E5" w:sz="4" w:space="0"/>
-            </w:tcBorders>
-            <w:shd w:val="clear" w:color="auto" w:fill="FCFCFC"/>
-            <w:noWrap/>
-            <w:tcMar>
-              <w:top w:w="96" w:type="dxa"/>
-              <w:left w:w="192" w:type="dxa"/>
-              <w:bottom w:w="96" w:type="dxa"/>
-              <w:right w:w="192" w:type="dxa"/>
-            </w:tcMar>
-            <w:vAlign w:val="center"/>
-          </w:tcPr>
-          <w:p>
-            <w:pPr>
-              <w:pStyle w:val="2"/>
-              <w:keepNext w:val="0"/>
-              <w:keepLines w:val="0"/>
-              <w:widowControl/>
-              <w:suppressLineNumbers w:val="0"/>
-              <w:spacing w:before="0" w:beforeAutospacing="0" w:after="0" w:afterAutospacing="0"/>
-              <w:ind w:left="0" w:right="0"/>
-            </w:pPr>
-          </w:p>
-        </w:tc>
-        <w:tc>
-          <w:tcPr>
-            <w:tcW w:w="4754" w:type="dxa"/>
-            <w:tcBorders>
-              <w:left w:val="single" w:color="E1E4E5" w:sz="4" w:space="0"/>
-              <w:bottom w:val="single" w:color="E1E4E5" w:sz="4" w:space="0"/>
-            </w:tcBorders>
-            <w:shd w:val="clear" w:color="auto" w:fill="FCFCFC"/>
-            <w:noWrap/>
-            <w:tcMar>
-              <w:top w:w="96" w:type="dxa"/>
-              <w:left w:w="192" w:type="dxa"/>
-              <w:bottom w:w="96" w:type="dxa"/>
-              <w:right w:w="192" w:type="dxa"/>
-            </w:tcMar>
-            <w:vAlign w:val="center"/>
-          </w:tcPr>
-          <w:p>
-            <w:pPr>
-              <w:pStyle w:val="2"/>
-              <w:keepNext w:val="0"/>
-              <w:keepLines w:val="0"/>
-              <w:widowControl/>
-              <w:suppressLineNumbers w:val="0"/>
-              <w:spacing w:before="0" w:beforeAutospacing="0" w:after="0" w:afterAutospacing="0"/>
-              <w:ind w:left="0" w:right="0"/>
-              <w:rPr>
-                <w:rFonts w:hint="default" w:ascii="Arial" w:hAnsi="Arial" w:eastAsia="Arial" w:cs="Arial"/>
-                <w:i w:val="0"/>
-                <w:iCs w:val="0"/>
-                <w:caps w:val="0"/>
-                <w:color w:val="404040"/>
-                <w:spacing w:val="0"/>
-                <w:sz w:val="17"/>
-                <w:szCs w:val="17"/>
-              </w:rPr>
-            </w:pPr>
-          </w:p>
-        </w:tc>
-      </w:tr>
-      <w:tr>
-        <w:tblPrEx>
-          <w:tblBorders>
-            <w:top w:val="single" w:color="E1E4E5" w:sz="4" w:space="0"/>
-            <w:left w:val="single" w:color="E1E4E5" w:sz="4" w:space="0"/>
-            <w:bottom w:val="single" w:color="E1E4E5" w:sz="4" w:space="0"/>
-            <w:right w:val="single" w:color="E1E4E5" w:sz="4" w:space="0"/>
-            <w:insideH w:val="none" w:color="auto" w:sz="0" w:space="0"/>
-            <w:insideV w:val="none" w:color="auto" w:sz="0" w:space="0"/>
-          </w:tblBorders>
-          <w:shd w:val="clear" w:color="auto" w:fill="FCFCFC"/>
-          <w:tblCellMar>
-            <w:top w:w="15" w:type="dxa"/>
-            <w:left w:w="15" w:type="dxa"/>
-            <w:bottom w:w="15" w:type="dxa"/>
-            <w:right w:w="15" w:type="dxa"/>
-          </w:tblCellMar>
-        </w:tblPrEx>
-        <w:tc>
-          <w:tcPr>
-            <w:tcW w:w="0" w:type="auto"/>
-            <w:tcBorders>
-              <w:left w:val="single" w:color="E1E4E5" w:sz="2" w:space="0"/>
-              <w:bottom w:val="single" w:color="E1E4E5" w:sz="4" w:space="0"/>
-            </w:tcBorders>
-            <w:shd w:val="clear" w:color="auto" w:fill="F3F6F6"/>
-            <w:noWrap/>
-            <w:tcMar>
-              <w:top w:w="96" w:type="dxa"/>
-              <w:left w:w="192" w:type="dxa"/>
-              <w:bottom w:w="96" w:type="dxa"/>
-              <w:right w:w="192" w:type="dxa"/>
-            </w:tcMar>
-            <w:vAlign w:val="center"/>
-          </w:tcPr>
-          <w:p>
-            <w:pPr>
-              <w:pStyle w:val="2"/>
-              <w:keepNext w:val="0"/>
-              <w:keepLines w:val="0"/>
-              <w:widowControl/>
-              <w:suppressLineNumbers w:val="0"/>
-              <w:spacing w:before="0" w:beforeAutospacing="0" w:after="0" w:afterAutospacing="0"/>
-              <w:ind w:left="0" w:right="0"/>
-            </w:pPr>
-          </w:p>
-        </w:tc>
-        <w:tc>
-          <w:tcPr>
-            <w:tcW w:w="0" w:type="auto"/>
-            <w:tcBorders>
-              <w:left w:val="single" w:color="E1E4E5" w:sz="4" w:space="0"/>
-              <w:bottom w:val="single" w:color="E1E4E5" w:sz="4" w:space="0"/>
-            </w:tcBorders>
-            <w:shd w:val="clear" w:color="auto" w:fill="F3F6F6"/>
-            <w:noWrap/>
-            <w:tcMar>
-              <w:top w:w="96" w:type="dxa"/>
-              <w:left w:w="192" w:type="dxa"/>
-              <w:bottom w:w="96" w:type="dxa"/>
-              <w:right w:w="192" w:type="dxa"/>
-            </w:tcMar>
-            <w:vAlign w:val="center"/>
-          </w:tcPr>
-          <w:p>
-            <w:pPr>
-              <w:pStyle w:val="2"/>
-              <w:keepNext w:val="0"/>
-              <w:keepLines w:val="0"/>
-              <w:widowControl/>
-              <w:suppressLineNumbers w:val="0"/>
-              <w:spacing w:before="0" w:beforeAutospacing="0" w:after="0" w:afterAutospacing="0"/>
-              <w:ind w:left="0" w:right="0"/>
-            </w:pPr>
-          </w:p>
-        </w:tc>
-        <w:tc>
-          <w:tcPr>
-            <w:tcW w:w="0" w:type="auto"/>
-            <w:tcBorders>
-              <w:left w:val="single" w:color="E1E4E5" w:sz="4" w:space="0"/>
-              <w:bottom w:val="single" w:color="E1E4E5" w:sz="4" w:space="0"/>
-            </w:tcBorders>
-            <w:shd w:val="clear" w:color="auto" w:fill="F3F6F6"/>
-            <w:noWrap/>
-            <w:tcMar>
-              <w:top w:w="96" w:type="dxa"/>
-              <w:left w:w="192" w:type="dxa"/>
-              <w:bottom w:w="96" w:type="dxa"/>
-              <w:right w:w="192" w:type="dxa"/>
-            </w:tcMar>
-            <w:vAlign w:val="center"/>
-          </w:tcPr>
-          <w:p>
-            <w:pPr>
-              <w:pStyle w:val="2"/>
-              <w:keepNext w:val="0"/>
-              <w:keepLines w:val="0"/>
-              <w:widowControl/>
-              <w:suppressLineNumbers w:val="0"/>
-              <w:spacing w:before="0" w:beforeAutospacing="0" w:after="0" w:afterAutospacing="0"/>
-              <w:ind w:left="0" w:right="0"/>
-            </w:pPr>
-          </w:p>
-        </w:tc>
-        <w:tc>
-          <w:tcPr>
-            <w:tcW w:w="4754" w:type="dxa"/>
-            <w:tcBorders>
-              <w:left w:val="single" w:color="E1E4E5" w:sz="4" w:space="0"/>
-              <w:bottom w:val="single" w:color="E1E4E5" w:sz="4" w:space="0"/>
-            </w:tcBorders>
-            <w:shd w:val="clear" w:color="auto" w:fill="F3F6F6"/>
-            <w:noWrap/>
-            <w:tcMar>
-              <w:top w:w="96" w:type="dxa"/>
-              <w:left w:w="192" w:type="dxa"/>
-              <w:bottom w:w="96" w:type="dxa"/>
-              <w:right w:w="192" w:type="dxa"/>
-            </w:tcMar>
-            <w:vAlign w:val="center"/>
-          </w:tcPr>
-          <w:p>
-            <w:pPr>
-              <w:pStyle w:val="2"/>
-              <w:keepNext w:val="0"/>
-              <w:keepLines w:val="0"/>
-              <w:widowControl/>
-              <w:suppressLineNumbers w:val="0"/>
-              <w:spacing w:before="0" w:beforeAutospacing="0" w:after="0" w:afterAutospacing="0"/>
-              <w:ind w:left="0" w:right="0"/>
-              <w:rPr>
-                <w:rFonts w:hint="default" w:ascii="Arial" w:hAnsi="Arial" w:eastAsia="Arial" w:cs="Arial"/>
-                <w:i w:val="0"/>
-                <w:iCs w:val="0"/>
-                <w:caps w:val="0"/>
-                <w:color w:val="404040"/>
-                <w:spacing w:val="0"/>
-                <w:sz w:val="17"/>
-                <w:szCs w:val="17"/>
-              </w:rPr>
-            </w:pPr>
-          </w:p>
-        </w:tc>
-      </w:tr>
-      <w:tr>
-        <w:tblPrEx>
-          <w:tblBorders>
-            <w:top w:val="single" w:color="E1E4E5" w:sz="4" w:space="0"/>
-            <w:left w:val="single" w:color="E1E4E5" w:sz="4" w:space="0"/>
-            <w:bottom w:val="single" w:color="E1E4E5" w:sz="4" w:space="0"/>
-            <w:right w:val="single" w:color="E1E4E5" w:sz="4" w:space="0"/>
-            <w:insideH w:val="none" w:color="auto" w:sz="0" w:space="0"/>
-            <w:insideV w:val="none" w:color="auto" w:sz="0" w:space="0"/>
-          </w:tblBorders>
-          <w:tblCellMar>
-            <w:top w:w="15" w:type="dxa"/>
-            <w:left w:w="15" w:type="dxa"/>
-            <w:bottom w:w="15" w:type="dxa"/>
-            <w:right w:w="15" w:type="dxa"/>
-          </w:tblCellMar>
-        </w:tblPrEx>
-        <w:tc>
-          <w:tcPr>
-            <w:tcW w:w="0" w:type="auto"/>
-            <w:tcBorders>
-              <w:left w:val="single" w:color="E1E4E5" w:sz="2" w:space="0"/>
-              <w:bottom w:val="single" w:color="E1E4E5" w:sz="4" w:space="0"/>
-            </w:tcBorders>
-            <w:shd w:val="clear" w:color="auto" w:fill="FCFCFC"/>
-            <w:noWrap/>
-            <w:tcMar>
-              <w:top w:w="96" w:type="dxa"/>
-              <w:left w:w="192" w:type="dxa"/>
-              <w:bottom w:w="96" w:type="dxa"/>
-              <w:right w:w="192" w:type="dxa"/>
-            </w:tcMar>
-            <w:vAlign w:val="center"/>
-          </w:tcPr>
-          <w:p>
-            <w:pPr>
-              <w:pStyle w:val="2"/>
-              <w:keepNext w:val="0"/>
-              <w:keepLines w:val="0"/>
-              <w:widowControl/>
-              <w:suppressLineNumbers w:val="0"/>
-              <w:spacing w:before="0" w:beforeAutospacing="0" w:after="0" w:afterAutospacing="0"/>
-              <w:ind w:left="0" w:right="0"/>
-            </w:pPr>
-          </w:p>
-        </w:tc>
-        <w:tc>
-          <w:tcPr>
-            <w:tcW w:w="0" w:type="auto"/>
-            <w:tcBorders>
-              <w:left w:val="single" w:color="E1E4E5" w:sz="4" w:space="0"/>
-              <w:bottom w:val="single" w:color="E1E4E5" w:sz="4" w:space="0"/>
-            </w:tcBorders>
-            <w:shd w:val="clear" w:color="auto" w:fill="FCFCFC"/>
-            <w:noWrap/>
-            <w:tcMar>
-              <w:top w:w="96" w:type="dxa"/>
-              <w:left w:w="192" w:type="dxa"/>
-              <w:bottom w:w="96" w:type="dxa"/>
-              <w:right w:w="192" w:type="dxa"/>
-            </w:tcMar>
-            <w:vAlign w:val="center"/>
-          </w:tcPr>
-          <w:p>
-            <w:pPr>
-              <w:pStyle w:val="2"/>
-              <w:keepNext w:val="0"/>
-              <w:keepLines w:val="0"/>
-              <w:widowControl/>
-              <w:suppressLineNumbers w:val="0"/>
-              <w:spacing w:before="0" w:beforeAutospacing="0" w:after="0" w:afterAutospacing="0"/>
-              <w:ind w:left="0" w:right="0"/>
-            </w:pPr>
-          </w:p>
-        </w:tc>
-        <w:tc>
-          <w:tcPr>
-            <w:tcW w:w="0" w:type="auto"/>
-            <w:tcBorders>
-              <w:left w:val="single" w:color="E1E4E5" w:sz="4" w:space="0"/>
-              <w:bottom w:val="single" w:color="E1E4E5" w:sz="4" w:space="0"/>
-            </w:tcBorders>
-            <w:shd w:val="clear" w:color="auto" w:fill="FCFCFC"/>
-            <w:noWrap/>
-            <w:tcMar>
-              <w:top w:w="96" w:type="dxa"/>
-              <w:left w:w="192" w:type="dxa"/>
-              <w:bottom w:w="96" w:type="dxa"/>
-              <w:right w:w="192" w:type="dxa"/>
-            </w:tcMar>
-            <w:vAlign w:val="center"/>
-          </w:tcPr>
-          <w:p>
-            <w:pPr>
-              <w:pStyle w:val="2"/>
-              <w:keepNext w:val="0"/>
-              <w:keepLines w:val="0"/>
-              <w:widowControl/>
-              <w:suppressLineNumbers w:val="0"/>
-              <w:spacing w:before="0" w:beforeAutospacing="0" w:after="0" w:afterAutospacing="0"/>
-              <w:ind w:left="0" w:right="0"/>
-            </w:pPr>
-          </w:p>
-        </w:tc>
-        <w:tc>
-          <w:tcPr>
-            <w:tcW w:w="4754" w:type="dxa"/>
-            <w:tcBorders>
-              <w:left w:val="single" w:color="E1E4E5" w:sz="4" w:space="0"/>
-              <w:bottom w:val="single" w:color="E1E4E5" w:sz="4" w:space="0"/>
-            </w:tcBorders>
-            <w:shd w:val="clear" w:color="auto" w:fill="FCFCFC"/>
-            <w:noWrap/>
-            <w:tcMar>
-              <w:top w:w="96" w:type="dxa"/>
-              <w:left w:w="192" w:type="dxa"/>
-              <w:bottom w:w="96" w:type="dxa"/>
-              <w:right w:w="192" w:type="dxa"/>
-            </w:tcMar>
-            <w:vAlign w:val="center"/>
-          </w:tcPr>
-          <w:p>
-            <w:pPr>
-              <w:pStyle w:val="2"/>
-              <w:keepNext w:val="0"/>
-              <w:keepLines w:val="0"/>
-              <w:widowControl/>
-              <w:suppressLineNumbers w:val="0"/>
-              <w:spacing w:before="0" w:beforeAutospacing="0" w:after="0" w:afterAutospacing="0"/>
-              <w:ind w:left="0" w:right="0"/>
-              <w:rPr>
-                <w:rFonts w:hint="default" w:ascii="Arial" w:hAnsi="Arial" w:eastAsia="Arial" w:cs="Arial"/>
-                <w:i w:val="0"/>
-                <w:iCs w:val="0"/>
-                <w:caps w:val="0"/>
-                <w:color w:val="404040"/>
-                <w:spacing w:val="0"/>
-                <w:sz w:val="17"/>
-                <w:szCs w:val="17"/>
-              </w:rPr>
-            </w:pPr>
-          </w:p>
-        </w:tc>
-      </w:tr>
-      <w:tr>
-        <w:tblPrEx>
-          <w:tblBorders>
-            <w:top w:val="single" w:color="E1E4E5" w:sz="4" w:space="0"/>
-            <w:left w:val="single" w:color="E1E4E5" w:sz="4" w:space="0"/>
-            <w:bottom w:val="single" w:color="E1E4E5" w:sz="4" w:space="0"/>
-            <w:right w:val="single" w:color="E1E4E5" w:sz="4" w:space="0"/>
-            <w:insideH w:val="none" w:color="auto" w:sz="0" w:space="0"/>
-            <w:insideV w:val="none" w:color="auto" w:sz="0" w:space="0"/>
-          </w:tblBorders>
-          <w:tblCellMar>
-            <w:top w:w="15" w:type="dxa"/>
-            <w:left w:w="15" w:type="dxa"/>
-            <w:bottom w:w="15" w:type="dxa"/>
-            <w:right w:w="15" w:type="dxa"/>
-          </w:tblCellMar>
-        </w:tblPrEx>
-        <w:tc>
-          <w:tcPr>
-            <w:tcW w:w="0" w:type="auto"/>
-            <w:tcBorders>
-              <w:left w:val="single" w:color="E1E4E5" w:sz="2" w:space="0"/>
-              <w:bottom w:val="single" w:color="E1E4E5" w:sz="4" w:space="0"/>
-            </w:tcBorders>
-            <w:shd w:val="clear" w:color="auto" w:fill="F3F6F6"/>
-            <w:noWrap/>
-            <w:tcMar>
-              <w:top w:w="96" w:type="dxa"/>
-              <w:left w:w="192" w:type="dxa"/>
-              <w:bottom w:w="96" w:type="dxa"/>
-              <w:right w:w="192" w:type="dxa"/>
-            </w:tcMar>
-            <w:vAlign w:val="center"/>
-          </w:tcPr>
-          <w:p>
-            <w:pPr>
-              <w:pStyle w:val="2"/>
-              <w:keepNext w:val="0"/>
-              <w:keepLines w:val="0"/>
-              <w:widowControl/>
-              <w:suppressLineNumbers w:val="0"/>
-              <w:spacing w:before="0" w:beforeAutospacing="0" w:after="0" w:afterAutospacing="0"/>
-              <w:ind w:left="0" w:right="0"/>
-            </w:pPr>
-          </w:p>
-        </w:tc>
-        <w:tc>
-          <w:tcPr>
-            <w:tcW w:w="0" w:type="auto"/>
-            <w:tcBorders>
-              <w:left w:val="single" w:color="E1E4E5" w:sz="4" w:space="0"/>
-              <w:bottom w:val="single" w:color="E1E4E5" w:sz="4" w:space="0"/>
-            </w:tcBorders>
-            <w:shd w:val="clear" w:color="auto" w:fill="F3F6F6"/>
-            <w:noWrap/>
-            <w:tcMar>
-              <w:top w:w="96" w:type="dxa"/>
-              <w:left w:w="192" w:type="dxa"/>
-              <w:bottom w:w="96" w:type="dxa"/>
-              <w:right w:w="192" w:type="dxa"/>
-            </w:tcMar>
-            <w:vAlign w:val="center"/>
-          </w:tcPr>
-          <w:p>
-            <w:pPr>
-              <w:pStyle w:val="2"/>
-              <w:keepNext w:val="0"/>
-              <w:keepLines w:val="0"/>
-              <w:widowControl/>
-              <w:suppressLineNumbers w:val="0"/>
-              <w:spacing w:before="0" w:beforeAutospacing="0" w:after="0" w:afterAutospacing="0"/>
-              <w:ind w:left="0" w:right="0"/>
-            </w:pPr>
-          </w:p>
-        </w:tc>
-        <w:tc>
-          <w:tcPr>
-            <w:tcW w:w="0" w:type="auto"/>
-            <w:tcBorders>
-              <w:left w:val="single" w:color="E1E4E5" w:sz="4" w:space="0"/>
-              <w:bottom w:val="single" w:color="E1E4E5" w:sz="4" w:space="0"/>
-            </w:tcBorders>
-            <w:shd w:val="clear" w:color="auto" w:fill="F3F6F6"/>
-            <w:noWrap/>
-            <w:tcMar>
-              <w:top w:w="96" w:type="dxa"/>
-              <w:left w:w="192" w:type="dxa"/>
-              <w:bottom w:w="96" w:type="dxa"/>
-              <w:right w:w="192" w:type="dxa"/>
-            </w:tcMar>
-            <w:vAlign w:val="center"/>
-          </w:tcPr>
-          <w:p>
-            <w:pPr>
-              <w:pStyle w:val="2"/>
-              <w:keepNext w:val="0"/>
-              <w:keepLines w:val="0"/>
-              <w:widowControl/>
-              <w:suppressLineNumbers w:val="0"/>
-              <w:spacing w:before="0" w:beforeAutospacing="0" w:after="0" w:afterAutospacing="0"/>
-              <w:ind w:left="0" w:right="0"/>
-            </w:pPr>
-          </w:p>
-        </w:tc>
-        <w:tc>
-          <w:tcPr>
-            <w:tcW w:w="4754" w:type="dxa"/>
-            <w:tcBorders>
-              <w:left w:val="single" w:color="E1E4E5" w:sz="4" w:space="0"/>
-              <w:bottom w:val="single" w:color="E1E4E5" w:sz="4" w:space="0"/>
-            </w:tcBorders>
-            <w:shd w:val="clear" w:color="auto" w:fill="F3F6F6"/>
-            <w:noWrap/>
-            <w:tcMar>
-              <w:top w:w="96" w:type="dxa"/>
-              <w:left w:w="192" w:type="dxa"/>
-              <w:bottom w:w="96" w:type="dxa"/>
-              <w:right w:w="192" w:type="dxa"/>
-            </w:tcMar>
-            <w:vAlign w:val="center"/>
-          </w:tcPr>
-          <w:p>
-            <w:pPr>
-              <w:pStyle w:val="2"/>
-              <w:keepNext w:val="0"/>
-              <w:keepLines w:val="0"/>
-              <w:widowControl/>
-              <w:suppressLineNumbers w:val="0"/>
-              <w:spacing w:before="0" w:beforeAutospacing="0" w:after="0" w:afterAutospacing="0"/>
-              <w:ind w:left="0" w:right="0"/>
-              <w:rPr>
-                <w:rFonts w:hint="default" w:ascii="Arial" w:hAnsi="Arial" w:eastAsia="Arial" w:cs="Arial"/>
-                <w:i w:val="0"/>
-                <w:iCs w:val="0"/>
-                <w:caps w:val="0"/>
-                <w:color w:val="404040"/>
-                <w:spacing w:val="0"/>
-                <w:sz w:val="17"/>
-                <w:szCs w:val="17"/>
-              </w:rPr>
-            </w:pPr>
-          </w:p>
-        </w:tc>
-      </w:tr>
-      <w:tr>
-        <w:tblPrEx>
-          <w:tblBorders>
-            <w:top w:val="single" w:color="E1E4E5" w:sz="4" w:space="0"/>
-            <w:left w:val="single" w:color="E1E4E5" w:sz="4" w:space="0"/>
-            <w:bottom w:val="single" w:color="E1E4E5" w:sz="4" w:space="0"/>
-            <w:right w:val="single" w:color="E1E4E5" w:sz="4" w:space="0"/>
-            <w:insideH w:val="none" w:color="auto" w:sz="0" w:space="0"/>
-            <w:insideV w:val="none" w:color="auto" w:sz="0" w:space="0"/>
-          </w:tblBorders>
-          <w:tblCellMar>
-            <w:top w:w="15" w:type="dxa"/>
-            <w:left w:w="15" w:type="dxa"/>
-            <w:bottom w:w="15" w:type="dxa"/>
-            <w:right w:w="15" w:type="dxa"/>
-          </w:tblCellMar>
-        </w:tblPrEx>
-        <w:tc>
-          <w:tcPr>
-            <w:tcW w:w="0" w:type="auto"/>
-            <w:tcBorders>
-              <w:left w:val="single" w:color="E1E4E5" w:sz="2" w:space="0"/>
-              <w:bottom w:val="single" w:color="E1E4E5" w:sz="4" w:space="0"/>
-            </w:tcBorders>
-            <w:shd w:val="clear" w:color="auto" w:fill="FCFCFC"/>
-            <w:noWrap/>
-            <w:tcMar>
-              <w:top w:w="96" w:type="dxa"/>
-              <w:left w:w="192" w:type="dxa"/>
-              <w:bottom w:w="96" w:type="dxa"/>
-              <w:right w:w="192" w:type="dxa"/>
-            </w:tcMar>
-            <w:vAlign w:val="center"/>
-          </w:tcPr>
-          <w:p>
-            <w:pPr>
-              <w:pStyle w:val="2"/>
-              <w:keepNext w:val="0"/>
-              <w:keepLines w:val="0"/>
-              <w:widowControl/>
-              <w:suppressLineNumbers w:val="0"/>
-              <w:spacing w:before="0" w:beforeAutospacing="0" w:after="0" w:afterAutospacing="0"/>
-              <w:ind w:left="0" w:right="0"/>
-            </w:pPr>
-          </w:p>
-        </w:tc>
-        <w:tc>
-          <w:tcPr>
-            <w:tcW w:w="0" w:type="auto"/>
-            <w:tcBorders>
-              <w:left w:val="single" w:color="E1E4E5" w:sz="4" w:space="0"/>
-              <w:bottom w:val="single" w:color="E1E4E5" w:sz="4" w:space="0"/>
-            </w:tcBorders>
-            <w:shd w:val="clear" w:color="auto" w:fill="FCFCFC"/>
-            <w:noWrap/>
-            <w:tcMar>
-              <w:top w:w="96" w:type="dxa"/>
-              <w:left w:w="192" w:type="dxa"/>
-              <w:bottom w:w="96" w:type="dxa"/>
-              <w:right w:w="192" w:type="dxa"/>
-            </w:tcMar>
-            <w:vAlign w:val="center"/>
-          </w:tcPr>
-          <w:p>
-            <w:pPr>
-              <w:pStyle w:val="2"/>
-              <w:keepNext w:val="0"/>
-              <w:keepLines w:val="0"/>
-              <w:widowControl/>
-              <w:suppressLineNumbers w:val="0"/>
-              <w:spacing w:before="0" w:beforeAutospacing="0" w:after="0" w:afterAutospacing="0"/>
-              <w:ind w:left="0" w:right="0"/>
-            </w:pPr>
-          </w:p>
-        </w:tc>
-        <w:tc>
-          <w:tcPr>
-            <w:tcW w:w="0" w:type="auto"/>
-            <w:tcBorders>
-              <w:left w:val="single" w:color="E1E4E5" w:sz="4" w:space="0"/>
-              <w:bottom w:val="single" w:color="E1E4E5" w:sz="4" w:space="0"/>
-            </w:tcBorders>
-            <w:shd w:val="clear" w:color="auto" w:fill="FCFCFC"/>
-            <w:noWrap/>
-            <w:tcMar>
-              <w:top w:w="96" w:type="dxa"/>
-              <w:left w:w="192" w:type="dxa"/>
-              <w:bottom w:w="96" w:type="dxa"/>
-              <w:right w:w="192" w:type="dxa"/>
-            </w:tcMar>
-            <w:vAlign w:val="center"/>
-          </w:tcPr>
-          <w:p>
-            <w:pPr>
-              <w:pStyle w:val="2"/>
-              <w:keepNext w:val="0"/>
-              <w:keepLines w:val="0"/>
-              <w:widowControl/>
-              <w:suppressLineNumbers w:val="0"/>
-              <w:spacing w:before="0" w:beforeAutospacing="0" w:after="0" w:afterAutospacing="0"/>
-              <w:ind w:left="0" w:right="0"/>
-            </w:pPr>
-          </w:p>
-        </w:tc>
-        <w:tc>
-          <w:tcPr>
-            <w:tcW w:w="4754" w:type="dxa"/>
-            <w:tcBorders>
-              <w:left w:val="single" w:color="E1E4E5" w:sz="4" w:space="0"/>
-              <w:bottom w:val="single" w:color="E1E4E5" w:sz="4" w:space="0"/>
-            </w:tcBorders>
-            <w:shd w:val="clear" w:color="auto" w:fill="FCFCFC"/>
-            <w:noWrap/>
-            <w:tcMar>
-              <w:top w:w="96" w:type="dxa"/>
-              <w:left w:w="192" w:type="dxa"/>
-              <w:bottom w:w="96" w:type="dxa"/>
-              <w:right w:w="192" w:type="dxa"/>
-            </w:tcMar>
-            <w:vAlign w:val="center"/>
-          </w:tcPr>
-          <w:p>
-            <w:pPr>
-              <w:pStyle w:val="2"/>
-              <w:keepNext w:val="0"/>
-              <w:keepLines w:val="0"/>
-              <w:widowControl/>
-              <w:suppressLineNumbers w:val="0"/>
-              <w:spacing w:before="0" w:beforeAutospacing="0" w:after="0" w:afterAutospacing="0"/>
-              <w:ind w:left="0" w:right="0"/>
-              <w:rPr>
-                <w:rFonts w:hint="default" w:ascii="Arial" w:hAnsi="Arial" w:eastAsia="Arial" w:cs="Arial"/>
-                <w:i w:val="0"/>
-                <w:iCs w:val="0"/>
-                <w:caps w:val="0"/>
-                <w:color w:val="404040"/>
-                <w:spacing w:val="0"/>
-                <w:sz w:val="17"/>
-                <w:szCs w:val="17"/>
-              </w:rPr>
-            </w:pPr>
-          </w:p>
-        </w:tc>
-      </w:tr>
-      <w:tr>
-        <w:tblPrEx>
-          <w:tblBorders>
-            <w:top w:val="single" w:color="E1E4E5" w:sz="4" w:space="0"/>
-            <w:left w:val="single" w:color="E1E4E5" w:sz="4" w:space="0"/>
-            <w:bottom w:val="single" w:color="E1E4E5" w:sz="4" w:space="0"/>
-            <w:right w:val="single" w:color="E1E4E5" w:sz="4" w:space="0"/>
-            <w:insideH w:val="none" w:color="auto" w:sz="0" w:space="0"/>
-            <w:insideV w:val="none" w:color="auto" w:sz="0" w:space="0"/>
-          </w:tblBorders>
-          <w:tblCellMar>
-            <w:top w:w="15" w:type="dxa"/>
-            <w:left w:w="15" w:type="dxa"/>
-            <w:bottom w:w="15" w:type="dxa"/>
-            <w:right w:w="15" w:type="dxa"/>
-          </w:tblCellMar>
-        </w:tblPrEx>
-        <w:tc>
-          <w:tcPr>
-            <w:tcW w:w="0" w:type="auto"/>
-            <w:tcBorders>
-              <w:left w:val="single" w:color="E1E4E5" w:sz="2" w:space="0"/>
-              <w:bottom w:val="single" w:color="E1E4E5" w:sz="2" w:space="0"/>
-            </w:tcBorders>
-            <w:shd w:val="clear" w:color="auto" w:fill="F3F6F6"/>
-            <w:noWrap/>
-            <w:tcMar>
-              <w:top w:w="96" w:type="dxa"/>
-              <w:left w:w="192" w:type="dxa"/>
-              <w:bottom w:w="96" w:type="dxa"/>
-              <w:right w:w="192" w:type="dxa"/>
-            </w:tcMar>
-            <w:vAlign w:val="center"/>
-          </w:tcPr>
-          <w:p>
-            <w:pPr>
-              <w:pStyle w:val="2"/>
-              <w:keepNext w:val="0"/>
-              <w:keepLines w:val="0"/>
-              <w:widowControl/>
-              <w:suppressLineNumbers w:val="0"/>
-              <w:spacing w:before="0" w:beforeAutospacing="0" w:after="0" w:afterAutospacing="0"/>
-              <w:ind w:left="0" w:right="0"/>
-            </w:pPr>
-          </w:p>
-        </w:tc>
-        <w:tc>
-          <w:tcPr>
-            <w:tcW w:w="0" w:type="auto"/>
-            <w:tcBorders>
-              <w:left w:val="single" w:color="E1E4E5" w:sz="4" w:space="0"/>
-              <w:bottom w:val="single" w:color="E1E4E5" w:sz="2" w:space="0"/>
-            </w:tcBorders>
-            <w:shd w:val="clear" w:color="auto" w:fill="F3F6F6"/>
-            <w:noWrap/>
-            <w:tcMar>
-              <w:top w:w="96" w:type="dxa"/>
-              <w:left w:w="192" w:type="dxa"/>
-              <w:bottom w:w="96" w:type="dxa"/>
-              <w:right w:w="192" w:type="dxa"/>
-            </w:tcMar>
-            <w:vAlign w:val="center"/>
-          </w:tcPr>
-          <w:p>
-            <w:pPr>
-              <w:pStyle w:val="2"/>
-              <w:keepNext w:val="0"/>
-              <w:keepLines w:val="0"/>
-              <w:widowControl/>
-              <w:suppressLineNumbers w:val="0"/>
-              <w:spacing w:before="0" w:beforeAutospacing="0" w:after="0" w:afterAutospacing="0"/>
-              <w:ind w:left="0" w:right="0"/>
-            </w:pPr>
-          </w:p>
-        </w:tc>
-        <w:tc>
-          <w:tcPr>
-            <w:tcW w:w="0" w:type="auto"/>
-            <w:tcBorders>
-              <w:left w:val="single" w:color="E1E4E5" w:sz="4" w:space="0"/>
-              <w:bottom w:val="single" w:color="E1E4E5" w:sz="2" w:space="0"/>
-            </w:tcBorders>
-            <w:shd w:val="clear" w:color="auto" w:fill="F3F6F6"/>
-            <w:noWrap/>
-            <w:tcMar>
-              <w:top w:w="96" w:type="dxa"/>
-              <w:left w:w="192" w:type="dxa"/>
-              <w:bottom w:w="96" w:type="dxa"/>
-              <w:right w:w="192" w:type="dxa"/>
-            </w:tcMar>
-            <w:vAlign w:val="center"/>
-          </w:tcPr>
-          <w:p>
-            <w:pPr>
-              <w:pStyle w:val="2"/>
-              <w:keepNext w:val="0"/>
-              <w:keepLines w:val="0"/>
-              <w:widowControl/>
-              <w:suppressLineNumbers w:val="0"/>
-              <w:spacing w:before="0" w:beforeAutospacing="0" w:after="0" w:afterAutospacing="0"/>
-              <w:ind w:left="0" w:right="0"/>
-            </w:pPr>
-          </w:p>
-        </w:tc>
-        <w:tc>
-          <w:tcPr>
-            <w:tcW w:w="4754" w:type="dxa"/>
-            <w:tcBorders>
-              <w:left w:val="single" w:color="E1E4E5" w:sz="4" w:space="0"/>
-              <w:bottom w:val="single" w:color="E1E4E5" w:sz="2" w:space="0"/>
-            </w:tcBorders>
-            <w:shd w:val="clear" w:color="auto" w:fill="F3F6F6"/>
-            <w:noWrap/>
-            <w:tcMar>
-              <w:top w:w="96" w:type="dxa"/>
-              <w:left w:w="192" w:type="dxa"/>
-              <w:bottom w:w="96" w:type="dxa"/>
-              <w:right w:w="192" w:type="dxa"/>
-            </w:tcMar>
-            <w:vAlign w:val="center"/>
-          </w:tcPr>
-          <w:p>
-            <w:pPr>
-              <w:pStyle w:val="2"/>
-              <w:keepNext w:val="0"/>
-              <w:keepLines w:val="0"/>
-              <w:widowControl/>
-              <w:suppressLineNumbers w:val="0"/>
-              <w:spacing w:before="0" w:beforeAutospacing="0" w:after="0" w:afterAutospacing="0"/>
-              <w:ind w:left="0" w:right="0"/>
-              <w:rPr>
-                <w:rFonts w:hint="default" w:ascii="Arial" w:hAnsi="Arial" w:eastAsia="Arial" w:cs="Arial"/>
-                <w:i w:val="0"/>
-                <w:iCs w:val="0"/>
-                <w:caps w:val="0"/>
-                <w:color w:val="404040"/>
-                <w:spacing w:val="0"/>
-                <w:sz w:val="17"/>
-                <w:szCs w:val="17"/>
-              </w:rPr>
-            </w:pPr>
-            <w:bookmarkStart w:id="0" w:name="_GoBack"/>
-            <w:bookmarkEnd w:id="0"/>
           </w:p>
         </w:tc>
       </w:tr>
